--- a/00-首页/题组Word/习题书/第二篇-结构化学/第二篇-结构化学-99-综合题-学生版-打印版.docx
+++ b/00-首页/题组Word/习题书/第二篇-结构化学/第二篇-结构化学-99-综合题-学生版-打印版.docx
@@ -444,6 +444,31 @@
         </w:rPr>
         <w:t>。</w:t>
       </w:r>
+    </w:p>
+    <w:p>
+      <w:pPr>
+        <w:spacing w:before="0" w:after="0"/>
+      </w:pPr>
+    </w:p>
+    <w:p>
+      <w:pPr>
+        <w:spacing w:before="0" w:after="0"/>
+      </w:pPr>
+    </w:p>
+    <w:p>
+      <w:pPr>
+        <w:spacing w:before="0" w:after="0"/>
+      </w:pPr>
+    </w:p>
+    <w:p>
+      <w:pPr>
+        <w:spacing w:before="0" w:after="0"/>
+      </w:pPr>
+    </w:p>
+    <w:p>
+      <w:pPr>
+        <w:spacing w:before="0" w:after="0"/>
+      </w:pPr>
     </w:p>
     <w:p>
       <w:pPr>
@@ -1530,6 +1555,31 @@
     </w:p>
     <w:p>
       <w:pPr>
+        <w:spacing w:before="0" w:after="0"/>
+      </w:pPr>
+    </w:p>
+    <w:p>
+      <w:pPr>
+        <w:spacing w:before="0" w:after="0"/>
+      </w:pPr>
+    </w:p>
+    <w:p>
+      <w:pPr>
+        <w:spacing w:before="0" w:after="0"/>
+      </w:pPr>
+    </w:p>
+    <w:p>
+      <w:pPr>
+        <w:spacing w:before="0" w:after="0"/>
+      </w:pPr>
+    </w:p>
+    <w:p>
+      <w:pPr>
+        <w:spacing w:before="0" w:after="0"/>
+      </w:pPr>
+    </w:p>
+    <w:p>
+      <w:pPr>
         <w:spacing w:before="160" w:after="80"/>
       </w:pPr>
       <w:r>
@@ -2311,6 +2361,8 @@
     <w:p>
       <w:pPr>
         <w:pStyle w:val="BodyText"/>
+        <w:ind w:left="480" w:hanging="480"/>
+        <w:spacing w:after="0"/>
       </w:pPr>
       <w:r>
         <w:rPr>
@@ -2356,6 +2408,13 @@
         </w:rPr>
         <w:t xml:space="preserve"> </w:t>
       </w:r>
+    </w:p>
+    <w:p>
+      <w:pPr>
+        <w:pStyle w:val="BodyText"/>
+        <w:ind w:left="480" w:hanging="480"/>
+        <w:spacing w:before="0" w:after="0"/>
+      </w:pPr>
       <w:r>
         <w:rPr>
           <w:rFonts w:ascii="Times New Roman" w:hAnsi="Times New Roman" w:eastAsia="Times New Roman" w:cs="Times New Roman"/>
@@ -2390,7 +2449,20 @@
         <w:rPr>
           <w:rFonts w:ascii="Times New Roman" w:hAnsi="Times New Roman" w:eastAsia="Times New Roman" w:cs="Times New Roman"/>
         </w:rPr>
-        <w:t xml:space="preserve"> B. </w:t>
+        <w:t xml:space="preserve"> </w:t>
+      </w:r>
+    </w:p>
+    <w:p>
+      <w:pPr>
+        <w:pStyle w:val="BodyText"/>
+        <w:ind w:left="480" w:hanging="480"/>
+        <w:spacing w:before="0" w:after="0"/>
+      </w:pPr>
+      <w:r>
+        <w:rPr>
+          <w:rFonts w:ascii="Times New Roman" w:hAnsi="Times New Roman" w:eastAsia="Times New Roman" w:cs="Times New Roman"/>
+        </w:rPr>
+        <w:t xml:space="preserve">B. </w:t>
       </w:r>
       <w:r>
         <w:rPr>
@@ -2420,7 +2492,20 @@
         <w:rPr>
           <w:rFonts w:ascii="Times New Roman" w:hAnsi="Times New Roman" w:eastAsia="Times New Roman" w:cs="Times New Roman"/>
         </w:rPr>
-        <w:t xml:space="preserve"> C. </w:t>
+        <w:t xml:space="preserve"> </w:t>
+      </w:r>
+    </w:p>
+    <w:p>
+      <w:pPr>
+        <w:pStyle w:val="BodyText"/>
+        <w:ind w:left="480" w:hanging="480"/>
+        <w:spacing w:before="0" w:after="0"/>
+      </w:pPr>
+      <w:r>
+        <w:rPr>
+          <w:rFonts w:ascii="Times New Roman" w:hAnsi="Times New Roman" w:eastAsia="Times New Roman" w:cs="Times New Roman"/>
+        </w:rPr>
+        <w:t xml:space="preserve">C. </w:t>
       </w:r>
       <w:r>
         <w:rPr>
@@ -2450,7 +2535,20 @@
         <w:rPr>
           <w:rFonts w:ascii="Times New Roman" w:hAnsi="Times New Roman" w:eastAsia="Times New Roman" w:cs="Times New Roman"/>
         </w:rPr>
-        <w:t xml:space="preserve"> D. </w:t>
+        <w:t xml:space="preserve"> </w:t>
+      </w:r>
+    </w:p>
+    <w:p>
+      <w:pPr>
+        <w:pStyle w:val="BodyText"/>
+        <w:ind w:left="480" w:hanging="480"/>
+        <w:spacing w:before="0" w:after="180"/>
+      </w:pPr>
+      <w:r>
+        <w:rPr>
+          <w:rFonts w:ascii="Times New Roman" w:hAnsi="Times New Roman" w:eastAsia="Times New Roman" w:cs="Times New Roman"/>
+        </w:rPr>
+        <w:t xml:space="preserve">D. </w:t>
       </w:r>
       <w:r>
         <w:rPr>
@@ -3746,6 +3844,16 @@
     </w:p>
     <w:p>
       <w:pPr>
+        <w:spacing w:before="0" w:after="0"/>
+      </w:pPr>
+    </w:p>
+    <w:p>
+      <w:pPr>
+        <w:spacing w:before="0" w:after="0"/>
+      </w:pPr>
+    </w:p>
+    <w:p>
+      <w:pPr>
         <w:spacing w:before="160" w:after="80"/>
       </w:pPr>
       <w:r>
@@ -4212,6 +4320,46 @@
         </w:rPr>
         <w:t>。</w:t>
       </w:r>
+    </w:p>
+    <w:p>
+      <w:pPr>
+        <w:spacing w:before="0" w:after="0"/>
+      </w:pPr>
+    </w:p>
+    <w:p>
+      <w:pPr>
+        <w:spacing w:before="0" w:after="0"/>
+      </w:pPr>
+    </w:p>
+    <w:p>
+      <w:pPr>
+        <w:spacing w:before="0" w:after="0"/>
+      </w:pPr>
+    </w:p>
+    <w:p>
+      <w:pPr>
+        <w:spacing w:before="0" w:after="0"/>
+      </w:pPr>
+    </w:p>
+    <w:p>
+      <w:pPr>
+        <w:spacing w:before="0" w:after="0"/>
+      </w:pPr>
+    </w:p>
+    <w:p>
+      <w:pPr>
+        <w:spacing w:before="0" w:after="0"/>
+      </w:pPr>
+    </w:p>
+    <w:p>
+      <w:pPr>
+        <w:spacing w:before="0" w:after="0"/>
+      </w:pPr>
+    </w:p>
+    <w:p>
+      <w:pPr>
+        <w:spacing w:before="0" w:after="0"/>
+      </w:pPr>
     </w:p>
     <w:p>
       <w:pPr>
@@ -5134,6 +5282,31 @@
     </w:p>
     <w:p>
       <w:pPr>
+        <w:spacing w:before="0" w:after="0"/>
+      </w:pPr>
+    </w:p>
+    <w:p>
+      <w:pPr>
+        <w:spacing w:before="0" w:after="0"/>
+      </w:pPr>
+    </w:p>
+    <w:p>
+      <w:pPr>
+        <w:spacing w:before="0" w:after="0"/>
+      </w:pPr>
+    </w:p>
+    <w:p>
+      <w:pPr>
+        <w:spacing w:before="0" w:after="0"/>
+      </w:pPr>
+    </w:p>
+    <w:p>
+      <w:pPr>
+        <w:spacing w:before="0" w:after="0"/>
+      </w:pPr>
+    </w:p>
+    <w:p>
+      <w:pPr>
         <w:spacing w:before="160" w:after="80"/>
       </w:pPr>
       <w:r>
@@ -5759,6 +5932,46 @@
     </w:p>
     <w:p>
       <w:pPr>
+        <w:spacing w:before="0" w:after="0"/>
+      </w:pPr>
+    </w:p>
+    <w:p>
+      <w:pPr>
+        <w:spacing w:before="0" w:after="0"/>
+      </w:pPr>
+    </w:p>
+    <w:p>
+      <w:pPr>
+        <w:spacing w:before="0" w:after="0"/>
+      </w:pPr>
+    </w:p>
+    <w:p>
+      <w:pPr>
+        <w:spacing w:before="0" w:after="0"/>
+      </w:pPr>
+    </w:p>
+    <w:p>
+      <w:pPr>
+        <w:spacing w:before="0" w:after="0"/>
+      </w:pPr>
+    </w:p>
+    <w:p>
+      <w:pPr>
+        <w:spacing w:before="0" w:after="0"/>
+      </w:pPr>
+    </w:p>
+    <w:p>
+      <w:pPr>
+        <w:spacing w:before="0" w:after="0"/>
+      </w:pPr>
+    </w:p>
+    <w:p>
+      <w:pPr>
+        <w:spacing w:before="0" w:after="0"/>
+      </w:pPr>
+    </w:p>
+    <w:p>
+      <w:pPr>
         <w:spacing w:before="160" w:after="80"/>
       </w:pPr>
       <w:r>
@@ -6409,6 +6622,46 @@
     </w:p>
     <w:p>
       <w:pPr>
+        <w:spacing w:before="0" w:after="0"/>
+      </w:pPr>
+    </w:p>
+    <w:p>
+      <w:pPr>
+        <w:spacing w:before="0" w:after="0"/>
+      </w:pPr>
+    </w:p>
+    <w:p>
+      <w:pPr>
+        <w:spacing w:before="0" w:after="0"/>
+      </w:pPr>
+    </w:p>
+    <w:p>
+      <w:pPr>
+        <w:spacing w:before="0" w:after="0"/>
+      </w:pPr>
+    </w:p>
+    <w:p>
+      <w:pPr>
+        <w:spacing w:before="0" w:after="0"/>
+      </w:pPr>
+    </w:p>
+    <w:p>
+      <w:pPr>
+        <w:spacing w:before="0" w:after="0"/>
+      </w:pPr>
+    </w:p>
+    <w:p>
+      <w:pPr>
+        <w:spacing w:before="0" w:after="0"/>
+      </w:pPr>
+    </w:p>
+    <w:p>
+      <w:pPr>
+        <w:spacing w:before="0" w:after="0"/>
+      </w:pPr>
+    </w:p>
+    <w:p>
+      <w:pPr>
         <w:spacing w:before="160" w:after="80"/>
       </w:pPr>
       <w:r>
@@ -7284,6 +7537,46 @@
     </w:p>
     <w:p>
       <w:pPr>
+        <w:spacing w:before="0" w:after="0"/>
+      </w:pPr>
+    </w:p>
+    <w:p>
+      <w:pPr>
+        <w:spacing w:before="0" w:after="0"/>
+      </w:pPr>
+    </w:p>
+    <w:p>
+      <w:pPr>
+        <w:spacing w:before="0" w:after="0"/>
+      </w:pPr>
+    </w:p>
+    <w:p>
+      <w:pPr>
+        <w:spacing w:before="0" w:after="0"/>
+      </w:pPr>
+    </w:p>
+    <w:p>
+      <w:pPr>
+        <w:spacing w:before="0" w:after="0"/>
+      </w:pPr>
+    </w:p>
+    <w:p>
+      <w:pPr>
+        <w:spacing w:before="0" w:after="0"/>
+      </w:pPr>
+    </w:p>
+    <w:p>
+      <w:pPr>
+        <w:spacing w:before="0" w:after="0"/>
+      </w:pPr>
+    </w:p>
+    <w:p>
+      <w:pPr>
+        <w:spacing w:before="0" w:after="0"/>
+      </w:pPr>
+    </w:p>
+    <w:p>
+      <w:pPr>
         <w:spacing w:before="160" w:after="80"/>
       </w:pPr>
       <w:r>
@@ -7514,7 +7807,7 @@
         </w:rPr>
         <w:drawing>
           <wp:inline>
-            <wp:extent cx="3600000" cy="1066666"/>
+            <wp:extent cx="3599998" cy="1066666"/>
             <wp:effectExtent b="0" l="0" r="0" t="0"/>
             <wp:docPr descr="" title="" id="19" name="Picture"/>
             <a:graphic>
@@ -7535,7 +7828,7 @@
                   <pic:spPr bwMode="auto">
                     <a:xfrm>
                       <a:off x="0" y="0"/>
-                      <a:ext cx="3600000" cy="1066666"/>
+                      <a:ext cx="3599998" cy="1066666"/>
                     </a:xfrm>
                     <a:prstGeom prst="rect">
                       <a:avLst/>
@@ -7988,287 +8281,13 @@
     </w:p>
     <w:p>
       <w:pPr>
-        <w:pStyle w:val="BlockText"/>
-      </w:pPr>
-      <w:r>
-        <w:rPr>
-          <w:rFonts w:hint="eastAsia" w:ascii="Times New Roman" w:hAnsi="Times New Roman" w:eastAsia="FangSong" w:cs="Times New Roman"/>
-          <w:b/>
-          <w:bCs/>
-        </w:rPr>
-        <w:t xml:space="preserve">校勘注</w:t>
-      </w:r>
-      <w:r>
-        <w:rPr>
-          <w:rFonts w:hint="eastAsia" w:ascii="Times New Roman" w:hAnsi="Times New Roman" w:eastAsia="Times New Roman" w:cs="Times New Roman"/>
-        </w:rPr>
-        <w:t>：</w:t>
-      </w:r>
-      <w:r>
-        <w:rPr>
-          <w:rFonts w:hint="eastAsia" w:ascii="Times New Roman" w:hAnsi="Times New Roman" w:eastAsia="FangSong" w:cs="Times New Roman"/>
-        </w:rPr>
-        <w:t>题面原书</w:t>
-      </w:r>
-      <w:r>
-        <w:rPr>
-          <w:rFonts w:ascii="Times New Roman" w:hAnsi="Times New Roman" w:eastAsia="Times New Roman" w:cs="Times New Roman"/>
-        </w:rPr>
-        <w:t xml:space="preserve"> </w:t>
-      </w:r>
-      <w:r>
-        <w:rPr>
-          <w:rFonts w:hint="eastAsia" w:ascii="Times New Roman" w:hAnsi="Times New Roman" w:eastAsia="Times New Roman" w:cs="Times New Roman"/>
-        </w:rPr>
-        <w:t>OCR「</w:t>
-      </w:r>
-      <w:r>
-        <w:rPr>
-          <w:rFonts w:hint="eastAsia" w:ascii="Times New Roman" w:hAnsi="Times New Roman" w:eastAsia="FangSong" w:cs="Times New Roman"/>
-        </w:rPr>
-        <w:t>生成氢气和硼烷</w:t>
-      </w:r>
-      <w:r>
-        <w:rPr>
-          <w:rFonts w:hint="eastAsia" w:ascii="Times New Roman" w:hAnsi="Times New Roman" w:eastAsia="Times New Roman" w:cs="Times New Roman"/>
-        </w:rPr>
-        <w:t>」→「</w:t>
-      </w:r>
-      <w:r>
-        <w:rPr>
-          <w:rFonts w:hint="eastAsia" w:ascii="Times New Roman" w:hAnsi="Times New Roman" w:eastAsia="FangSong" w:cs="Times New Roman"/>
-        </w:rPr>
-        <w:t>生成氢气和硼酸</w:t>
-      </w:r>
-      <w:r>
-        <w:rPr>
-          <w:rFonts w:hint="eastAsia" w:ascii="Times New Roman" w:hAnsi="Times New Roman" w:eastAsia="Times New Roman" w:cs="Times New Roman"/>
-        </w:rPr>
-        <w:t>」——</w:t>
-      </w:r>
-      <w:r>
-        <w:rPr>
-          <w:rFonts w:hint="eastAsia" w:ascii="Times New Roman" w:hAnsi="Times New Roman" w:eastAsia="FangSong" w:cs="Times New Roman"/>
-        </w:rPr>
-        <w:t>硼烷水解</w:t>
-      </w:r>
-      <w:r>
-        <w:rPr>
-          <w:rFonts w:ascii="Times New Roman" w:hAnsi="Times New Roman" w:eastAsia="Times New Roman" w:cs="Times New Roman"/>
-        </w:rPr>
-        <w:t xml:space="preserve"> </w:t>
-      </w:r>
-      <w:r>
-        <w:rPr>
-          <w:rFonts w:hint="eastAsia" w:ascii="Times New Roman" w:hAnsi="Times New Roman" w:eastAsia="Times New Roman" w:cs="Times New Roman"/>
-        </w:rPr>
-        <w:t>H（−1）→H</w:t>
-      </w:r>
-      <w:r>
-        <w:rPr>
-          <w:rFonts w:hint="eastAsia" w:ascii="Times New Roman" w:hAnsi="Times New Roman" w:eastAsia="Times New Roman" w:cs="Times New Roman"/>
-          <w:vertAlign w:val="subscript"/>
-        </w:rPr>
-        <w:t>2</w:t>
-      </w:r>
-      <w:r>
-        <w:rPr>
-          <w:rFonts w:hint="eastAsia" w:ascii="Times New Roman" w:hAnsi="Times New Roman" w:eastAsia="Times New Roman" w:cs="Times New Roman"/>
-        </w:rPr>
-        <w:t>、B→+3</w:t>
-      </w:r>
-      <w:r>
-        <w:rPr>
-          <w:rFonts w:ascii="Times New Roman" w:hAnsi="Times New Roman" w:eastAsia="Times New Roman" w:cs="Times New Roman"/>
-        </w:rPr>
-        <w:t xml:space="preserve"> </w:t>
-      </w:r>
-      <w:r>
-        <w:rPr>
-          <w:rFonts w:hint="eastAsia" w:ascii="Times New Roman" w:hAnsi="Times New Roman" w:eastAsia="FangSong" w:cs="Times New Roman"/>
-        </w:rPr>
-        <w:t>价硼酸方自洽</w:t>
-      </w:r>
-      <w:r>
-        <w:rPr>
-          <w:rFonts w:hint="eastAsia" w:ascii="Times New Roman" w:hAnsi="Times New Roman" w:eastAsia="Times New Roman" w:cs="Times New Roman"/>
-        </w:rPr>
-        <w:t>，</w:t>
-      </w:r>
-      <w:r>
-        <w:rPr>
-          <w:rFonts w:hint="eastAsia" w:ascii="Times New Roman" w:hAnsi="Times New Roman" w:eastAsia="FangSong" w:cs="Times New Roman"/>
-        </w:rPr>
-        <w:t>且与答案</w:t>
-      </w:r>
-      <w:r>
-        <w:rPr>
-          <w:rFonts w:hint="eastAsia" w:ascii="Times New Roman" w:hAnsi="Times New Roman" w:eastAsia="Times New Roman" w:cs="Times New Roman"/>
-        </w:rPr>
-        <w:t>”</w:t>
-      </w:r>
-      <w:r>
-        <w:rPr>
-          <w:rFonts w:hint="eastAsia" w:ascii="Times New Roman" w:hAnsi="Times New Roman" w:eastAsia="FangSong" w:cs="Times New Roman"/>
-        </w:rPr>
-        <w:t>与水反应是氧化还原反应</w:t>
-      </w:r>
-      <w:r>
-        <w:rPr>
-          <w:rFonts w:hint="eastAsia" w:ascii="Times New Roman" w:hAnsi="Times New Roman" w:eastAsia="Times New Roman" w:cs="Times New Roman"/>
-        </w:rPr>
-        <w:t>”</w:t>
-      </w:r>
-      <w:r>
-        <w:rPr>
-          <w:rFonts w:hint="eastAsia" w:ascii="Times New Roman" w:hAnsi="Times New Roman" w:eastAsia="FangSong" w:cs="Times New Roman"/>
-        </w:rPr>
-        <w:t>互证</w:t>
-      </w:r>
-      <w:r>
-        <w:rPr>
-          <w:rFonts w:hint="eastAsia" w:ascii="Times New Roman" w:hAnsi="Times New Roman" w:eastAsia="Times New Roman" w:cs="Times New Roman"/>
-        </w:rPr>
-        <w:t>；</w:t>
-      </w:r>
-      <w:r>
-        <w:rPr>
-          <w:rFonts w:hint="eastAsia" w:ascii="Times New Roman" w:hAnsi="Times New Roman" w:eastAsia="FangSong" w:cs="Times New Roman"/>
-        </w:rPr>
-        <w:t>原图注明</w:t>
-      </w:r>
-      <w:r>
-        <w:rPr>
-          <w:rFonts w:ascii="Times New Roman" w:hAnsi="Times New Roman" w:eastAsia="Times New Roman" w:cs="Times New Roman"/>
-        </w:rPr>
-        <w:t xml:space="preserve"> B</w:t>
-      </w:r>
-      <w:r>
-        <w:rPr>
-          <w:rFonts w:ascii="Times New Roman" w:hAnsi="Times New Roman" w:eastAsia="Times New Roman" w:cs="Times New Roman"/>
-          <w:vertAlign w:val="subscript"/>
-        </w:rPr>
-        <w:t>5</w:t>
-      </w:r>
-      <w:r>
-        <w:rPr>
-          <w:rFonts w:ascii="Times New Roman" w:hAnsi="Times New Roman" w:eastAsia="Times New Roman" w:cs="Times New Roman"/>
-        </w:rPr>
-        <w:t>H</w:t>
-      </w:r>
-      <w:r>
-        <w:rPr>
-          <w:rFonts w:ascii="Times New Roman" w:hAnsi="Times New Roman" w:eastAsia="Times New Roman" w:cs="Times New Roman"/>
-          <w:vertAlign w:val="subscript"/>
-        </w:rPr>
-        <w:t>9</w:t>
-      </w:r>
-      <w:r>
-        <w:rPr>
-          <w:rFonts w:ascii="Times New Roman" w:hAnsi="Times New Roman" w:eastAsia="Times New Roman" w:cs="Times New Roman"/>
-        </w:rPr>
-        <w:t xml:space="preserve"> </w:t>
-      </w:r>
-      <w:r>
-        <w:rPr>
-          <w:rFonts w:hint="eastAsia" w:ascii="Times New Roman" w:hAnsi="Times New Roman" w:eastAsia="FangSong" w:cs="Times New Roman"/>
-        </w:rPr>
-        <w:t>五硼烷</w:t>
-      </w:r>
-      <w:r>
-        <w:rPr>
-          <w:rFonts w:hint="eastAsia" w:ascii="Times New Roman" w:hAnsi="Times New Roman" w:eastAsia="Times New Roman" w:cs="Times New Roman"/>
-        </w:rPr>
-        <w:t>、B</w:t>
-      </w:r>
-      <w:r>
-        <w:rPr>
-          <w:rFonts w:hint="eastAsia" w:ascii="Times New Roman" w:hAnsi="Times New Roman" w:eastAsia="Times New Roman" w:cs="Times New Roman"/>
-          <w:vertAlign w:val="subscript"/>
-        </w:rPr>
-        <w:t>6</w:t>
-      </w:r>
-      <w:r>
-        <w:rPr>
-          <w:rFonts w:hint="eastAsia" w:ascii="Times New Roman" w:hAnsi="Times New Roman" w:eastAsia="Times New Roman" w:cs="Times New Roman"/>
-        </w:rPr>
-        <w:t>H</w:t>
-      </w:r>
-      <w:r>
-        <w:rPr>
-          <w:rFonts w:hint="eastAsia" w:ascii="Times New Roman" w:hAnsi="Times New Roman" w:eastAsia="Times New Roman" w:cs="Times New Roman"/>
-          <w:vertAlign w:val="subscript"/>
-        </w:rPr>
-        <w:t>10</w:t>
-      </w:r>
-      <w:r>
-        <w:rPr>
-          <w:rFonts w:ascii="Times New Roman" w:hAnsi="Times New Roman" w:eastAsia="Times New Roman" w:cs="Times New Roman"/>
-        </w:rPr>
-        <w:t xml:space="preserve"> </w:t>
-      </w:r>
-      <w:r>
-        <w:rPr>
-          <w:rFonts w:hint="eastAsia" w:ascii="Times New Roman" w:hAnsi="Times New Roman" w:eastAsia="FangSong" w:cs="Times New Roman"/>
-        </w:rPr>
-        <w:t>六硼烷</w:t>
-      </w:r>
-      <w:r>
-        <w:rPr>
-          <w:rFonts w:hint="eastAsia" w:ascii="Times New Roman" w:hAnsi="Times New Roman" w:eastAsia="Times New Roman" w:cs="Times New Roman"/>
-        </w:rPr>
-        <w:t>、B</w:t>
-      </w:r>
-      <w:r>
-        <w:rPr>
-          <w:rFonts w:hint="eastAsia" w:ascii="Times New Roman" w:hAnsi="Times New Roman" w:eastAsia="Times New Roman" w:cs="Times New Roman"/>
-          <w:vertAlign w:val="subscript"/>
-        </w:rPr>
-        <w:t>10</w:t>
-      </w:r>
-      <w:r>
-        <w:rPr>
-          <w:rFonts w:hint="eastAsia" w:ascii="Times New Roman" w:hAnsi="Times New Roman" w:eastAsia="Times New Roman" w:cs="Times New Roman"/>
-        </w:rPr>
-        <w:t>H</w:t>
-      </w:r>
-      <w:r>
-        <w:rPr>
-          <w:rFonts w:hint="eastAsia" w:ascii="Times New Roman" w:hAnsi="Times New Roman" w:eastAsia="Times New Roman" w:cs="Times New Roman"/>
-          <w:vertAlign w:val="subscript"/>
-        </w:rPr>
-        <w:t>14</w:t>
-      </w:r>
-      <w:r>
-        <w:rPr>
-          <w:rFonts w:ascii="Times New Roman" w:hAnsi="Times New Roman" w:eastAsia="Times New Roman" w:cs="Times New Roman"/>
-        </w:rPr>
-        <w:t xml:space="preserve"> </w:t>
-      </w:r>
-      <w:r>
-        <w:rPr>
-          <w:rFonts w:hint="eastAsia" w:ascii="Times New Roman" w:hAnsi="Times New Roman" w:eastAsia="FangSong" w:cs="Times New Roman"/>
-        </w:rPr>
-        <w:t>十硼烷</w:t>
-      </w:r>
-      <w:r>
-        <w:rPr>
-          <w:rFonts w:hint="eastAsia" w:ascii="Times New Roman" w:hAnsi="Times New Roman" w:eastAsia="Times New Roman" w:cs="Times New Roman"/>
-        </w:rPr>
-        <w:t>（</w:t>
-      </w:r>
-      <w:r>
-        <w:rPr>
-          <w:rFonts w:hint="eastAsia" w:ascii="Times New Roman" w:hAnsi="Times New Roman" w:eastAsia="FangSong" w:cs="Times New Roman"/>
-        </w:rPr>
-        <w:t>视觉核验</w:t>
-      </w:r>
-      <w:r>
-        <w:rPr>
-          <w:rFonts w:hint="eastAsia" w:ascii="Times New Roman" w:hAnsi="Times New Roman" w:eastAsia="Times New Roman" w:cs="Times New Roman"/>
-        </w:rPr>
-        <w:t>）。</w:t>
-      </w:r>
+        <w:spacing w:before="0" w:after="0"/>
+      </w:pPr>
+    </w:p>
+    <w:p>
+      <w:pPr>
+        <w:spacing w:before="0" w:after="0"/>
+      </w:pPr>
     </w:p>
     <w:p>
       <w:pPr>
@@ -8529,6 +8548,8 @@
     <w:p>
       <w:pPr>
         <w:pStyle w:val="BodyText"/>
+        <w:ind w:left="480" w:hanging="480"/>
+        <w:spacing w:after="0"/>
       </w:pPr>
       <w:r>
         <w:rPr>
@@ -8591,7 +8612,20 @@
         <w:rPr>
           <w:rFonts w:ascii="Times New Roman" w:hAnsi="Times New Roman" w:eastAsia="Times New Roman" w:cs="Times New Roman"/>
         </w:rPr>
-        <w:t xml:space="preserve">　B.</w:t>
+        <w:t xml:space="preserve">　</w:t>
+      </w:r>
+    </w:p>
+    <w:p>
+      <w:pPr>
+        <w:pStyle w:val="BodyText"/>
+        <w:ind w:left="480" w:hanging="480"/>
+        <w:spacing w:before="0" w:after="0"/>
+      </w:pPr>
+      <w:r>
+        <w:rPr>
+          <w:rFonts w:ascii="Times New Roman" w:hAnsi="Times New Roman" w:eastAsia="Times New Roman" w:cs="Times New Roman"/>
+        </w:rPr>
+        <w:t xml:space="preserve">B.</w:t>
       </w:r>
       <w:r>
         <w:rPr>
@@ -8648,7 +8682,20 @@
         <w:rPr>
           <w:rFonts w:ascii="Times New Roman" w:hAnsi="Times New Roman" w:eastAsia="Times New Roman" w:cs="Times New Roman"/>
         </w:rPr>
-        <w:t xml:space="preserve">　C.</w:t>
+        <w:t xml:space="preserve">　</w:t>
+      </w:r>
+    </w:p>
+    <w:p>
+      <w:pPr>
+        <w:pStyle w:val="BodyText"/>
+        <w:ind w:left="480" w:hanging="480"/>
+        <w:spacing w:before="0" w:after="0"/>
+      </w:pPr>
+      <w:r>
+        <w:rPr>
+          <w:rFonts w:ascii="Times New Roman" w:hAnsi="Times New Roman" w:eastAsia="Times New Roman" w:cs="Times New Roman"/>
+        </w:rPr>
+        <w:t xml:space="preserve">C.</w:t>
       </w:r>
       <w:r>
         <w:rPr>
@@ -8705,7 +8752,20 @@
         <w:rPr>
           <w:rFonts w:ascii="Times New Roman" w:hAnsi="Times New Roman" w:eastAsia="Times New Roman" w:cs="Times New Roman"/>
         </w:rPr>
-        <w:t xml:space="preserve">　D.</w:t>
+        <w:t xml:space="preserve">　</w:t>
+      </w:r>
+    </w:p>
+    <w:p>
+      <w:pPr>
+        <w:pStyle w:val="BodyText"/>
+        <w:ind w:left="480" w:hanging="480"/>
+        <w:spacing w:before="0" w:after="180"/>
+      </w:pPr>
+      <w:r>
+        <w:rPr>
+          <w:rFonts w:ascii="Times New Roman" w:hAnsi="Times New Roman" w:eastAsia="Times New Roman" w:cs="Times New Roman"/>
+        </w:rPr>
+        <w:t xml:space="preserve">D.</w:t>
       </w:r>
       <w:r>
         <w:rPr>
@@ -8761,219 +8821,72 @@
     </w:p>
     <w:p>
       <w:pPr>
-        <w:pStyle w:val="BlockText"/>
-      </w:pPr>
-      <w:r>
-        <w:rPr>
-          <w:rFonts w:hint="eastAsia" w:ascii="Times New Roman" w:hAnsi="Times New Roman" w:eastAsia="FangSong" w:cs="Times New Roman"/>
-          <w:b/>
-          <w:bCs/>
-        </w:rPr>
-        <w:t xml:space="preserve">校勘注</w:t>
-      </w:r>
-      <w:r>
-        <w:rPr>
-          <w:rFonts w:hint="eastAsia" w:ascii="Times New Roman" w:hAnsi="Times New Roman" w:eastAsia="Times New Roman" w:cs="Times New Roman"/>
-        </w:rPr>
-        <w:t>：</w:t>
-      </w:r>
-      <w:r>
-        <w:rPr>
-          <w:rFonts w:hint="eastAsia" w:ascii="Times New Roman" w:hAnsi="Times New Roman" w:eastAsia="FangSong" w:cs="Times New Roman"/>
-        </w:rPr>
-        <w:t>题面原书</w:t>
-      </w:r>
-      <w:r>
-        <w:rPr>
-          <w:rFonts w:ascii="Times New Roman" w:hAnsi="Times New Roman" w:eastAsia="Times New Roman" w:cs="Times New Roman"/>
-        </w:rPr>
-        <w:t xml:space="preserve"> OCR「</w:t>
-      </w:r>
-      <m:oMath>
-        <m:r>
-          <m:t>I</m:t>
-        </m:r>
-        <m:sSubSup>
-          <m:e>
-            <m:r>
-              <m:t>O</m:t>
-            </m:r>
-          </m:e>
-          <m:sub>
-            <m:r>
-              <m:t>6</m:t>
-            </m:r>
-          </m:sub>
-          <m:sup>
-            <m:r>
-              <m:t>2</m:t>
-            </m:r>
-            <m:r>
-              <m:rPr>
-                <m:sty m:val="p"/>
-              </m:rPr>
-              <m:t>−</m:t>
-            </m:r>
-          </m:sup>
-        </m:sSubSup>
-      </m:oMath>
-      <w:r>
-        <w:rPr>
-          <w:rFonts w:ascii="Times New Roman" w:hAnsi="Times New Roman" w:eastAsia="Times New Roman" w:cs="Times New Roman"/>
-        </w:rPr>
-        <w:t xml:space="preserve">」→「</w:t>
-      </w:r>
-      <m:oMath>
-        <m:r>
-          <m:t>I</m:t>
-        </m:r>
-        <m:sSubSup>
-          <m:e>
-            <m:r>
-              <m:t>O</m:t>
-            </m:r>
-          </m:e>
-          <m:sub>
-            <m:r>
-              <m:t>6</m:t>
-            </m:r>
-          </m:sub>
-          <m:sup>
-            <m:r>
-              <m:t>5</m:t>
-            </m:r>
-            <m:r>
-              <m:rPr>
-                <m:sty m:val="p"/>
-              </m:rPr>
-              <m:t>−</m:t>
-            </m:r>
-          </m:sup>
-        </m:sSubSup>
-      </m:oMath>
-      <w:r>
-        <w:rPr>
-          <w:rFonts w:ascii="Times New Roman" w:hAnsi="Times New Roman" w:eastAsia="Times New Roman" w:cs="Times New Roman"/>
-        </w:rPr>
-        <w:t xml:space="preserve">」——I(+7)+6×O(−2)=−5 </w:t>
-      </w:r>
-      <w:r>
-        <w:rPr>
-          <w:rFonts w:hint="eastAsia" w:ascii="Times New Roman" w:hAnsi="Times New Roman" w:eastAsia="FangSong" w:cs="Times New Roman"/>
-        </w:rPr>
-        <w:t>方为电中性合理价态</w:t>
-      </w:r>
-      <w:r>
-        <w:rPr>
-          <w:rFonts w:hint="eastAsia" w:ascii="Times New Roman" w:hAnsi="Times New Roman" w:eastAsia="Times New Roman" w:cs="Times New Roman"/>
-        </w:rPr>
-        <w:t>；</w:t>
-      </w:r>
-      <w:r>
-        <w:rPr>
-          <w:rFonts w:hint="eastAsia" w:ascii="Times New Roman" w:hAnsi="Times New Roman" w:eastAsia="FangSong" w:cs="Times New Roman"/>
-        </w:rPr>
-        <w:t>且仅由</w:t>
-      </w:r>
-      <w:r>
-        <w:rPr>
-          <w:rFonts w:ascii="Times New Roman" w:hAnsi="Times New Roman" w:eastAsia="Times New Roman" w:cs="Times New Roman"/>
-        </w:rPr>
-        <w:t xml:space="preserve"> 2 </w:t>
-      </w:r>
-      <w:r>
-        <w:rPr>
-          <w:rFonts w:hint="eastAsia" w:ascii="Times New Roman" w:hAnsi="Times New Roman" w:eastAsia="FangSong" w:cs="Times New Roman"/>
-        </w:rPr>
-        <w:t xml:space="preserve">个</w:t>
-      </w:r>
-      <w:r>
-        <w:rPr>
-          <w:rFonts w:ascii="Times New Roman" w:hAnsi="Times New Roman" w:eastAsia="Times New Roman" w:cs="Times New Roman"/>
-        </w:rPr>
-        <w:t xml:space="preserve"> </w:t>
-      </w:r>
-      <m:oMath>
-        <m:r>
-          <m:t>I</m:t>
-        </m:r>
-        <m:sSubSup>
-          <m:e>
-            <m:r>
-              <m:t>O</m:t>
-            </m:r>
-          </m:e>
-          <m:sub>
-            <m:r>
-              <m:t>6</m:t>
-            </m:r>
-          </m:sub>
-          <m:sup>
-            <m:r>
-              <m:t>5</m:t>
-            </m:r>
-            <m:r>
-              <m:rPr>
-                <m:sty m:val="p"/>
-              </m:rPr>
-              <m:t>−</m:t>
-            </m:r>
-          </m:sup>
-        </m:sSubSup>
-      </m:oMath>
-      <w:r>
-        <w:rPr>
-          <w:rFonts w:ascii="Times New Roman" w:hAnsi="Times New Roman" w:eastAsia="Times New Roman" w:cs="Times New Roman"/>
-        </w:rPr>
-        <w:t xml:space="preserve"> </w:t>
-      </w:r>
-      <w:r>
-        <w:rPr>
-          <w:rFonts w:hint="eastAsia" w:ascii="Times New Roman" w:hAnsi="Times New Roman" w:eastAsia="FangSong" w:cs="Times New Roman"/>
-        </w:rPr>
-        <w:t>共用一面</w:t>
-      </w:r>
-      <w:r>
-        <w:rPr>
-          <w:rFonts w:hint="eastAsia" w:ascii="Times New Roman" w:hAnsi="Times New Roman" w:eastAsia="Times New Roman" w:cs="Times New Roman"/>
-        </w:rPr>
-        <w:t>（</w:t>
-      </w:r>
-      <w:r>
-        <w:rPr>
-          <w:rFonts w:hint="eastAsia" w:ascii="Times New Roman" w:hAnsi="Times New Roman" w:eastAsia="FangSong" w:cs="Times New Roman"/>
-        </w:rPr>
-        <w:t>去</w:t>
-      </w:r>
-      <w:r>
-        <w:rPr>
-          <w:rFonts w:ascii="Times New Roman" w:hAnsi="Times New Roman" w:eastAsia="Times New Roman" w:cs="Times New Roman"/>
-        </w:rPr>
-        <w:t xml:space="preserve"> 3 </w:t>
-      </w:r>
-      <w:r>
-        <w:rPr>
-          <w:rFonts w:hint="eastAsia" w:ascii="Times New Roman" w:hAnsi="Times New Roman" w:eastAsia="FangSong" w:cs="Times New Roman"/>
-        </w:rPr>
-        <w:t xml:space="preserve">个</w:t>
-      </w:r>
-      <w:r>
-        <w:rPr>
-          <w:rFonts w:ascii="Times New Roman" w:hAnsi="Times New Roman" w:eastAsia="Times New Roman" w:cs="Times New Roman"/>
-        </w:rPr>
-        <w:t xml:space="preserve"> </w:t>
-      </w:r>
-      <w:r>
-        <w:rPr>
-          <w:rFonts w:hint="eastAsia" w:ascii="Times New Roman" w:hAnsi="Times New Roman" w:eastAsia="Times New Roman" w:cs="Times New Roman"/>
-        </w:rPr>
-        <w:t>O）</w:t>
-      </w:r>
-      <w:r>
-        <w:rPr>
-          <w:rFonts w:hint="eastAsia" w:ascii="Times New Roman" w:hAnsi="Times New Roman" w:eastAsia="FangSong" w:cs="Times New Roman"/>
-        </w:rPr>
-        <w:t>才能得</w:t>
+        <w:spacing w:before="0" w:after="0"/>
+      </w:pPr>
+    </w:p>
+    <w:p>
+      <w:pPr>
+        <w:spacing w:before="0" w:after="0"/>
+      </w:pPr>
+    </w:p>
+    <w:p>
+      <w:pPr>
+        <w:spacing w:before="160" w:after="80"/>
+      </w:pPr>
+      <w:r>
+        <w:pict>
+          <v:rect style="width:0;height:1.5pt" o:hralign="center" o:hrstd="t" o:hr="t"/>
+        </w:pict>
+      </w:r>
+    </w:p>
+    <w:bookmarkEnd w:id="22"/>
+    <w:bookmarkStart w:id="23" w:name="lewis结构式-1"/>
+    <w:p>
+      <w:pPr>
+        <w:pStyle w:val="Heading2"/>
+        <w:spacing w:before="280" w:after="80"/>
+        <w:keepNext/>
+      </w:pPr>
+      <w:r>
+        <w:rPr>
+          <w:rFonts w:ascii="Times New Roman" w:hAnsi="Times New Roman" w:eastAsia="Times New Roman" w:cs="Times New Roman"/>
+        </w:rPr>
+        <w:t xml:space="preserve">99.11 </w:t>
+      </w:r>
+      <w:r>
+        <w:rPr>
+          <w:rFonts w:hint="eastAsia" w:ascii="Times New Roman" w:hAnsi="Times New Roman" w:eastAsia="Times New Roman" w:cs="Times New Roman"/>
+        </w:rPr>
+        <w:t>Lewis</w:t>
+      </w:r>
+      <w:r>
+        <w:rPr>
+          <w:rFonts w:hint="eastAsia" w:ascii="Times New Roman" w:hAnsi="Times New Roman" w:eastAsia="SimHei" w:cs="Times New Roman"/>
+        </w:rPr>
+        <w:t>结构式</w:t>
+      </w:r>
+    </w:p>
+    <w:p>
+      <w:pPr>
+        <w:pStyle w:val="FirstParagraph"/>
+      </w:pPr>
+      <w:r>
+        <w:rPr>
+          <w:rFonts w:hint="eastAsia" w:ascii="Times New Roman" w:hAnsi="Times New Roman" w:eastAsia="FangSong" w:cs="Times New Roman"/>
+        </w:rPr>
+        <w:t>我国东方</w:t>
+      </w:r>
+      <w:r>
+        <w:rPr>
+          <w:rFonts w:hint="eastAsia" w:ascii="Times New Roman" w:hAnsi="Times New Roman" w:eastAsia="Times New Roman" w:cs="Times New Roman"/>
+        </w:rPr>
+        <w:t>Ⅱ</w:t>
+      </w:r>
+      <w:r>
+        <w:rPr>
+          <w:rFonts w:hint="eastAsia" w:ascii="Times New Roman" w:hAnsi="Times New Roman" w:eastAsia="FangSong" w:cs="Times New Roman"/>
+        </w:rPr>
+        <w:t>号宇宙火箭的燃料是</w:t>
       </w:r>
       <w:r>
         <w:rPr>
@@ -8993,62 +8906,143 @@
         <m:sSub>
           <m:e>
             <m:r>
-              <m:t>I</m:t>
-            </m:r>
-          </m:e>
-          <m:sub>
-            <m:r>
-              <m:t>2</m:t>
-            </m:r>
-          </m:sub>
-        </m:sSub>
-        <m:sSubSup>
-          <m:e>
-            <m:r>
-              <m:t>O</m:t>
-            </m:r>
-          </m:e>
-          <m:sub>
-            <m:r>
-              <m:t>9</m:t>
-            </m:r>
-          </m:sub>
-          <m:sup>
-            <m:r>
-              <m:t>4</m:t>
-            </m:r>
-            <m:r>
               <m:rPr>
                 <m:sty m:val="p"/>
               </m:rPr>
-              <m:t>−</m:t>
-            </m:r>
-          </m:sup>
-        </m:sSubSup>
+              <m:t>N</m:t>
+            </m:r>
+          </m:e>
+          <m:sub>
+            <m:r>
+              <m:t>2</m:t>
+            </m:r>
+          </m:sub>
+        </m:sSub>
+        <m:sSub>
+          <m:e>
+            <m:r>
+              <m:rPr>
+                <m:sty m:val="p"/>
+              </m:rPr>
+              <m:t>H</m:t>
+            </m:r>
+          </m:e>
+          <m:sub>
+            <m:r>
+              <m:t>2</m:t>
+            </m:r>
+          </m:sub>
+        </m:sSub>
+        <m:r>
+          <m:rPr>
+            <m:sty m:val="p"/>
+          </m:rPr>
+          <m:t>(</m:t>
+        </m:r>
+        <m:sSub>
+          <m:e>
+            <m:r>
+              <m:rPr>
+                <m:sty m:val="p"/>
+              </m:rPr>
+              <m:t>C</m:t>
+            </m:r>
+            <m:r>
+              <m:rPr>
+                <m:sty m:val="p"/>
+              </m:rPr>
+              <m:t>H</m:t>
+            </m:r>
+          </m:e>
+          <m:sub>
+            <m:r>
+              <m:t>3</m:t>
+            </m:r>
+          </m:sub>
+        </m:sSub>
+        <m:sSub>
+          <m:e>
+            <m:r>
+              <m:rPr>
+                <m:sty m:val="p"/>
+              </m:rPr>
+              <m:t>)</m:t>
+            </m:r>
+          </m:e>
+          <m:sub>
+            <m:r>
+              <m:t>2</m:t>
+            </m:r>
+          </m:sub>
+        </m:sSub>
       </m:oMath>
       <w:r>
         <w:rPr>
           <w:rFonts w:hint="eastAsia" w:ascii="Times New Roman" w:hAnsi="Times New Roman" w:eastAsia="Times New Roman" w:cs="Times New Roman"/>
         </w:rPr>
-        <w:t>（2×7−9×2=−4），</w:t>
-      </w:r>
-      <w:r>
-        <w:rPr>
-          <w:rFonts w:hint="eastAsia" w:ascii="Times New Roman" w:hAnsi="Times New Roman" w:eastAsia="FangSong" w:cs="Times New Roman"/>
-        </w:rPr>
-        <w:t>与答案</w:t>
-      </w:r>
-      <w:r>
-        <w:rPr>
-          <w:rFonts w:ascii="Times New Roman" w:hAnsi="Times New Roman" w:eastAsia="Times New Roman" w:cs="Times New Roman"/>
-        </w:rPr>
-        <w:t xml:space="preserve"> A </w:t>
-      </w:r>
-      <w:r>
-        <w:rPr>
-          <w:rFonts w:hint="eastAsia" w:ascii="Times New Roman" w:hAnsi="Times New Roman" w:eastAsia="FangSong" w:cs="Times New Roman"/>
-        </w:rPr>
-        <w:t>互证</w:t>
+        <w:t>，</w:t>
+      </w:r>
+      <w:r>
+        <w:rPr>
+          <w:rFonts w:hint="eastAsia" w:ascii="Times New Roman" w:hAnsi="Times New Roman" w:eastAsia="FangSong" w:cs="Times New Roman"/>
+        </w:rPr>
+        <w:t>助燃剂为</w:t>
+      </w:r>
+      <w:r>
+        <w:rPr>
+          <w:rFonts w:ascii="Times New Roman" w:hAnsi="Times New Roman" w:eastAsia="Times New Roman" w:cs="Times New Roman"/>
+        </w:rPr>
+        <w:t xml:space="preserve"> </w:t>
+      </w:r>
+      <m:oMath>
+        <m:sSub>
+          <m:e>
+            <m:r>
+              <m:t>N</m:t>
+            </m:r>
+          </m:e>
+          <m:sub>
+            <m:r>
+              <m:t>2</m:t>
+            </m:r>
+          </m:sub>
+        </m:sSub>
+        <m:sSub>
+          <m:e>
+            <m:r>
+              <m:t>O</m:t>
+            </m:r>
+          </m:e>
+          <m:sub>
+            <m:r>
+              <m:t>4</m:t>
+            </m:r>
+          </m:sub>
+        </m:sSub>
+      </m:oMath>
+      <w:r>
+        <w:rPr>
+          <w:rFonts w:hint="eastAsia" w:ascii="Times New Roman" w:hAnsi="Times New Roman" w:eastAsia="Times New Roman" w:cs="Times New Roman"/>
+        </w:rPr>
+        <w:t>，</w:t>
+      </w:r>
+      <w:r>
+        <w:rPr>
+          <w:rFonts w:hint="eastAsia" w:ascii="Times New Roman" w:hAnsi="Times New Roman" w:eastAsia="FangSong" w:cs="Times New Roman"/>
+        </w:rPr>
+        <w:t>两者发生完全燃烧时产生了巨大推力</w:t>
+      </w:r>
+      <w:r>
+        <w:rPr>
+          <w:rFonts w:hint="eastAsia" w:ascii="Times New Roman" w:hAnsi="Times New Roman" w:eastAsia="Times New Roman" w:cs="Times New Roman"/>
+        </w:rPr>
+        <w:t>，</w:t>
+      </w:r>
+      <w:r>
+        <w:rPr>
+          <w:rFonts w:hint="eastAsia" w:ascii="Times New Roman" w:hAnsi="Times New Roman" w:eastAsia="FangSong" w:cs="Times New Roman"/>
+        </w:rPr>
+        <w:t>让火箭携带卫星上天</w:t>
       </w:r>
       <w:r>
         <w:rPr>
@@ -9059,69 +9053,11 @@
     </w:p>
     <w:p>
       <w:pPr>
-        <w:spacing w:before="160" w:after="80"/>
-      </w:pPr>
-      <w:r>
-        <w:pict>
-          <v:rect style="width:0;height:1.5pt" o:hralign="center" o:hrstd="t" o:hr="t"/>
-        </w:pict>
-      </w:r>
-    </w:p>
-    <w:bookmarkEnd w:id="22"/>
-    <w:bookmarkStart w:id="23" w:name="lewis结构式-1"/>
-    <w:p>
-      <w:pPr>
-        <w:pStyle w:val="Heading2"/>
-        <w:spacing w:before="280" w:after="80"/>
-        <w:keepNext/>
-      </w:pPr>
-      <w:r>
-        <w:rPr>
-          <w:rFonts w:ascii="Times New Roman" w:hAnsi="Times New Roman" w:eastAsia="Times New Roman" w:cs="Times New Roman"/>
-        </w:rPr>
-        <w:t xml:space="preserve">99.11 </w:t>
-      </w:r>
-      <w:r>
-        <w:rPr>
-          <w:rFonts w:hint="eastAsia" w:ascii="Times New Roman" w:hAnsi="Times New Roman" w:eastAsia="Times New Roman" w:cs="Times New Roman"/>
-        </w:rPr>
-        <w:t>Lewis</w:t>
-      </w:r>
-      <w:r>
-        <w:rPr>
-          <w:rFonts w:hint="eastAsia" w:ascii="Times New Roman" w:hAnsi="Times New Roman" w:eastAsia="SimHei" w:cs="Times New Roman"/>
-        </w:rPr>
-        <w:t>结构式</w:t>
-      </w:r>
-    </w:p>
-    <w:p>
-      <w:pPr>
-        <w:pStyle w:val="FirstParagraph"/>
-      </w:pPr>
-      <w:r>
-        <w:rPr>
-          <w:rFonts w:hint="eastAsia" w:ascii="Times New Roman" w:hAnsi="Times New Roman" w:eastAsia="FangSong" w:cs="Times New Roman"/>
-        </w:rPr>
-        <w:t>我国东方</w:t>
-      </w:r>
-      <w:r>
-        <w:rPr>
-          <w:rFonts w:hint="eastAsia" w:ascii="Times New Roman" w:hAnsi="Times New Roman" w:eastAsia="Times New Roman" w:cs="Times New Roman"/>
-        </w:rPr>
-        <w:t>Ⅱ</w:t>
-      </w:r>
-      <w:r>
-        <w:rPr>
-          <w:rFonts w:hint="eastAsia" w:ascii="Times New Roman" w:hAnsi="Times New Roman" w:eastAsia="FangSong" w:cs="Times New Roman"/>
-        </w:rPr>
-        <w:t>号宇宙火箭的燃料是</w:t>
-      </w:r>
-      <w:r>
-        <w:rPr>
-          <w:rFonts w:ascii="Times New Roman" w:hAnsi="Times New Roman" w:eastAsia="Times New Roman" w:cs="Times New Roman"/>
-        </w:rPr>
-        <w:t xml:space="preserve"> </w:t>
-      </w:r>
+        <w:numPr>
+          <w:ilvl w:val="0"/>
+          <w:numId w:val="1008"/>
+        </w:numPr>
+      </w:pPr>
       <m:oMath>
         <m:oMathPr>
           <m:ctrlPr>
@@ -9206,21 +9142,43 @@
       </m:oMath>
       <w:r>
         <w:rPr>
-          <w:rFonts w:hint="eastAsia" w:ascii="Times New Roman" w:hAnsi="Times New Roman" w:eastAsia="Times New Roman" w:cs="Times New Roman"/>
-        </w:rPr>
-        <w:t>，</w:t>
-      </w:r>
-      <w:r>
-        <w:rPr>
-          <w:rFonts w:hint="eastAsia" w:ascii="Times New Roman" w:hAnsi="Times New Roman" w:eastAsia="FangSong" w:cs="Times New Roman"/>
-        </w:rPr>
-        <w:t>助燃剂为</w:t>
-      </w:r>
-      <w:r>
-        <w:rPr>
-          <w:rFonts w:ascii="Times New Roman" w:hAnsi="Times New Roman" w:eastAsia="Times New Roman" w:cs="Times New Roman"/>
-        </w:rPr>
-        <w:t xml:space="preserve"> </w:t>
+          <w:rFonts w:ascii="Times New Roman" w:hAnsi="Times New Roman" w:eastAsia="Times New Roman" w:cs="Times New Roman"/>
+        </w:rPr>
+        <w:t xml:space="preserve"> </w:t>
+      </w:r>
+      <w:r>
+        <w:rPr>
+          <w:rFonts w:hint="eastAsia" w:ascii="Times New Roman" w:hAnsi="Times New Roman" w:eastAsia="FangSong" w:cs="Times New Roman"/>
+        </w:rPr>
+        <w:t xml:space="preserve">中</w:t>
+      </w:r>
+      <w:r>
+        <w:rPr>
+          <w:rFonts w:ascii="Times New Roman" w:hAnsi="Times New Roman" w:eastAsia="Times New Roman" w:cs="Times New Roman"/>
+        </w:rPr>
+        <w:t xml:space="preserve"> N </w:t>
+      </w:r>
+      <w:r>
+        <w:rPr>
+          <w:rFonts w:hint="eastAsia" w:ascii="Times New Roman" w:hAnsi="Times New Roman" w:eastAsia="FangSong" w:cs="Times New Roman"/>
+        </w:rPr>
+        <w:t>的氧化数为</w:t>
+      </w:r>
+      <w:r>
+        <w:rPr>
+          <w:rFonts w:hint="eastAsia" w:ascii="Times New Roman" w:hAnsi="Times New Roman" w:eastAsia="Times New Roman" w:cs="Times New Roman"/>
+        </w:rPr>
+        <w:t>_</w:t>
+      </w:r>
+      <w:r>
+        <w:rPr>
+          <w:rFonts w:hint="eastAsia" w:ascii="Times New Roman" w:hAnsi="Times New Roman" w:eastAsia="Times New Roman" w:cs="Times New Roman"/>
+          <w:b/>
+          <w:bCs/>
+          <w:i/>
+          <w:iCs/>
+        </w:rPr>
+        <w:t xml:space="preserve">，</w:t>
       </w:r>
       <m:oMath>
         <m:sSub>
@@ -9250,33 +9208,49 @@
       </m:oMath>
       <w:r>
         <w:rPr>
-          <w:rFonts w:hint="eastAsia" w:ascii="Times New Roman" w:hAnsi="Times New Roman" w:eastAsia="Times New Roman" w:cs="Times New Roman"/>
-        </w:rPr>
-        <w:t>，</w:t>
-      </w:r>
-      <w:r>
-        <w:rPr>
-          <w:rFonts w:hint="eastAsia" w:ascii="Times New Roman" w:hAnsi="Times New Roman" w:eastAsia="FangSong" w:cs="Times New Roman"/>
-        </w:rPr>
-        <w:t>两者发生完全燃烧时产生了巨大推力</w:t>
-      </w:r>
-      <w:r>
-        <w:rPr>
-          <w:rFonts w:hint="eastAsia" w:ascii="Times New Roman" w:hAnsi="Times New Roman" w:eastAsia="Times New Roman" w:cs="Times New Roman"/>
-        </w:rPr>
-        <w:t>，</w:t>
-      </w:r>
-      <w:r>
-        <w:rPr>
-          <w:rFonts w:hint="eastAsia" w:ascii="Times New Roman" w:hAnsi="Times New Roman" w:eastAsia="FangSong" w:cs="Times New Roman"/>
-        </w:rPr>
-        <w:t>让火箭携带卫星上天</w:t>
-      </w:r>
-      <w:r>
-        <w:rPr>
-          <w:rFonts w:hint="eastAsia" w:ascii="Times New Roman" w:hAnsi="Times New Roman" w:eastAsia="Times New Roman" w:cs="Times New Roman"/>
-        </w:rPr>
-        <w:t>。</w:t>
+          <w:rFonts w:ascii="Times New Roman" w:hAnsi="Times New Roman" w:eastAsia="Times New Roman" w:cs="Times New Roman"/>
+          <w:b/>
+          <w:bCs/>
+          <w:i/>
+          <w:iCs/>
+        </w:rPr>
+        <w:t xml:space="preserve"> </w:t>
+      </w:r>
+      <w:r>
+        <w:rPr>
+          <w:rFonts w:hint="eastAsia" w:ascii="Times New Roman" w:hAnsi="Times New Roman" w:eastAsia="FangSong" w:cs="Times New Roman"/>
+          <w:b/>
+          <w:bCs/>
+          <w:i/>
+          <w:iCs/>
+        </w:rPr>
+        <w:t xml:space="preserve">中</w:t>
+      </w:r>
+      <w:r>
+        <w:rPr>
+          <w:rFonts w:ascii="Times New Roman" w:hAnsi="Times New Roman" w:eastAsia="Times New Roman" w:cs="Times New Roman"/>
+          <w:b/>
+          <w:bCs/>
+          <w:i/>
+          <w:iCs/>
+        </w:rPr>
+        <w:t xml:space="preserve"> N </w:t>
+      </w:r>
+      <w:r>
+        <w:rPr>
+          <w:rFonts w:hint="eastAsia" w:ascii="Times New Roman" w:hAnsi="Times New Roman" w:eastAsia="FangSong" w:cs="Times New Roman"/>
+          <w:b/>
+          <w:bCs/>
+          <w:i/>
+          <w:iCs/>
+        </w:rPr>
+        <w:t xml:space="preserve">的氧化数为</w:t>
+      </w:r>
+      <w:r>
+        <w:rPr>
+          <w:rFonts w:ascii="Times New Roman" w:hAnsi="Times New Roman" w:eastAsia="Times New Roman" w:cs="Times New Roman"/>
+        </w:rPr>
+        <w:t xml:space="preserve">_。</w:t>
       </w:r>
     </w:p>
     <w:p>
@@ -9286,6 +9260,531 @@
           <w:numId w:val="1008"/>
         </w:numPr>
       </w:pPr>
+      <w:r>
+        <w:rPr>
+          <w:rFonts w:hint="eastAsia" w:ascii="Times New Roman" w:hAnsi="Times New Roman" w:eastAsia="FangSong" w:cs="Times New Roman"/>
+        </w:rPr>
+        <w:t>完全燃烧反应的化学方程式为</w:t>
+      </w:r>
+      <w:r>
+        <w:rPr>
+          <w:rFonts w:hint="eastAsia" w:ascii="Times New Roman" w:hAnsi="Times New Roman" w:eastAsia="Times New Roman" w:cs="Times New Roman"/>
+        </w:rPr>
+        <w:t>____。</w:t>
+      </w:r>
+    </w:p>
+    <w:p>
+      <w:pPr>
+        <w:numPr>
+          <w:ilvl w:val="0"/>
+          <w:numId w:val="1008"/>
+        </w:numPr>
+      </w:pPr>
+      <w:r>
+        <w:rPr>
+          <w:rFonts w:hint="eastAsia" w:ascii="Times New Roman" w:hAnsi="Times New Roman" w:eastAsia="FangSong" w:cs="Times New Roman"/>
+        </w:rPr>
+        <w:t xml:space="preserve">试写出</w:t>
+      </w:r>
+      <w:r>
+        <w:rPr>
+          <w:rFonts w:ascii="Times New Roman" w:hAnsi="Times New Roman" w:eastAsia="Times New Roman" w:cs="Times New Roman"/>
+        </w:rPr>
+        <w:t xml:space="preserve"> </w:t>
+      </w:r>
+      <m:oMath>
+        <m:sSub>
+          <m:e>
+            <m:r>
+              <m:t>N</m:t>
+            </m:r>
+          </m:e>
+          <m:sub>
+            <m:r>
+              <m:t>2</m:t>
+            </m:r>
+          </m:sub>
+        </m:sSub>
+        <m:sSub>
+          <m:e>
+            <m:r>
+              <m:t>O</m:t>
+            </m:r>
+          </m:e>
+          <m:sub>
+            <m:r>
+              <m:t>4</m:t>
+            </m:r>
+          </m:sub>
+        </m:sSub>
+      </m:oMath>
+      <w:r>
+        <w:rPr>
+          <w:rFonts w:ascii="Times New Roman" w:hAnsi="Times New Roman" w:eastAsia="Times New Roman" w:cs="Times New Roman"/>
+        </w:rPr>
+        <w:t xml:space="preserve"> </w:t>
+      </w:r>
+      <w:r>
+        <w:rPr>
+          <w:rFonts w:hint="eastAsia" w:ascii="Times New Roman" w:hAnsi="Times New Roman" w:eastAsia="FangSong" w:cs="Times New Roman"/>
+        </w:rPr>
+        <w:t xml:space="preserve">中</w:t>
+      </w:r>
+      <w:r>
+        <w:rPr>
+          <w:rFonts w:ascii="Times New Roman" w:hAnsi="Times New Roman" w:eastAsia="Times New Roman" w:cs="Times New Roman"/>
+        </w:rPr>
+        <w:t xml:space="preserve"> N、N </w:t>
+      </w:r>
+      <w:r>
+        <w:rPr>
+          <w:rFonts w:hint="eastAsia" w:ascii="Times New Roman" w:hAnsi="Times New Roman" w:eastAsia="FangSong" w:cs="Times New Roman"/>
+        </w:rPr>
+        <w:t xml:space="preserve">连接的一种</w:t>
+      </w:r>
+      <w:r>
+        <w:rPr>
+          <w:rFonts w:ascii="Times New Roman" w:hAnsi="Times New Roman" w:eastAsia="Times New Roman" w:cs="Times New Roman"/>
+        </w:rPr>
+        <w:t xml:space="preserve"> Lewis </w:t>
+      </w:r>
+      <w:r>
+        <w:rPr>
+          <w:rFonts w:hint="eastAsia" w:ascii="Times New Roman" w:hAnsi="Times New Roman" w:eastAsia="FangSong" w:cs="Times New Roman"/>
+        </w:rPr>
+        <w:t>结构式并标出形式电荷</w:t>
+      </w:r>
+      <w:r>
+        <w:rPr>
+          <w:rFonts w:hint="eastAsia" w:ascii="Times New Roman" w:hAnsi="Times New Roman" w:eastAsia="Times New Roman" w:cs="Times New Roman"/>
+        </w:rPr>
+        <w:t>____。</w:t>
+      </w:r>
+    </w:p>
+    <w:p>
+      <w:pPr>
+        <w:numPr>
+          <w:ilvl w:val="0"/>
+          <w:numId w:val="1008"/>
+        </w:numPr>
+      </w:pPr>
+      <m:oMath>
+        <m:sSub>
+          <m:e>
+            <m:r>
+              <m:t>N</m:t>
+            </m:r>
+          </m:e>
+          <m:sub>
+            <m:r>
+              <m:t>2</m:t>
+            </m:r>
+          </m:sub>
+        </m:sSub>
+        <m:sSub>
+          <m:e>
+            <m:r>
+              <m:t>H</m:t>
+            </m:r>
+          </m:e>
+          <m:sub>
+            <m:r>
+              <m:t>4</m:t>
+            </m:r>
+          </m:sub>
+        </m:sSub>
+      </m:oMath>
+      <w:r>
+        <w:rPr>
+          <w:rFonts w:ascii="Times New Roman" w:hAnsi="Times New Roman" w:eastAsia="Times New Roman" w:cs="Times New Roman"/>
+        </w:rPr>
+        <w:t xml:space="preserve"> </w:t>
+      </w:r>
+      <w:r>
+        <w:rPr>
+          <w:rFonts w:hint="eastAsia" w:ascii="Times New Roman" w:hAnsi="Times New Roman" w:eastAsia="FangSong" w:cs="Times New Roman"/>
+        </w:rPr>
+        <w:t xml:space="preserve">与</w:t>
+      </w:r>
+      <w:r>
+        <w:rPr>
+          <w:rFonts w:ascii="Times New Roman" w:hAnsi="Times New Roman" w:eastAsia="Times New Roman" w:cs="Times New Roman"/>
+        </w:rPr>
+        <w:t xml:space="preserve"> </w:t>
+      </w:r>
+      <m:oMath>
+        <m:sSub>
+          <m:e>
+            <m:r>
+              <m:t>N</m:t>
+            </m:r>
+          </m:e>
+          <m:sub>
+            <m:r>
+              <m:t>2</m:t>
+            </m:r>
+          </m:sub>
+        </m:sSub>
+        <m:sSub>
+          <m:e>
+            <m:r>
+              <m:t>O</m:t>
+            </m:r>
+          </m:e>
+          <m:sub>
+            <m:r>
+              <m:t>4</m:t>
+            </m:r>
+          </m:sub>
+        </m:sSub>
+      </m:oMath>
+      <w:r>
+        <w:rPr>
+          <w:rFonts w:ascii="Times New Roman" w:hAnsi="Times New Roman" w:eastAsia="Times New Roman" w:cs="Times New Roman"/>
+        </w:rPr>
+        <w:t xml:space="preserve"> </w:t>
+      </w:r>
+      <w:r>
+        <w:rPr>
+          <w:rFonts w:hint="eastAsia" w:ascii="Times New Roman" w:hAnsi="Times New Roman" w:eastAsia="FangSong" w:cs="Times New Roman"/>
+        </w:rPr>
+        <w:t>比较</w:t>
+      </w:r>
+      <w:r>
+        <w:rPr>
+          <w:rFonts w:hint="eastAsia" w:ascii="Times New Roman" w:hAnsi="Times New Roman" w:eastAsia="Times New Roman" w:cs="Times New Roman"/>
+        </w:rPr>
+        <w:t>，____</w:t>
+      </w:r>
+      <w:r>
+        <w:rPr>
+          <w:rFonts w:hint="eastAsia" w:ascii="Times New Roman" w:hAnsi="Times New Roman" w:eastAsia="FangSong" w:cs="Times New Roman"/>
+        </w:rPr>
+        <w:t>的</w:t>
+      </w:r>
+      <w:r>
+        <w:rPr>
+          <w:rFonts w:ascii="Times New Roman" w:hAnsi="Times New Roman" w:eastAsia="Times New Roman" w:cs="Times New Roman"/>
+        </w:rPr>
+        <w:t xml:space="preserve"> N—N </w:t>
+      </w:r>
+      <w:r>
+        <w:rPr>
+          <w:rFonts w:hint="eastAsia" w:ascii="Times New Roman" w:hAnsi="Times New Roman" w:eastAsia="FangSong" w:cs="Times New Roman"/>
+        </w:rPr>
+        <w:t>键长较长</w:t>
+      </w:r>
+      <w:r>
+        <w:rPr>
+          <w:rFonts w:hint="eastAsia" w:ascii="Times New Roman" w:hAnsi="Times New Roman" w:eastAsia="Times New Roman" w:cs="Times New Roman"/>
+        </w:rPr>
+        <w:t>，</w:t>
+      </w:r>
+      <w:r>
+        <w:rPr>
+          <w:rFonts w:hint="eastAsia" w:ascii="Times New Roman" w:hAnsi="Times New Roman" w:eastAsia="FangSong" w:cs="Times New Roman"/>
+        </w:rPr>
+        <w:t>其理由是</w:t>
+      </w:r>
+      <w:r>
+        <w:rPr>
+          <w:rFonts w:hint="eastAsia" w:ascii="Times New Roman" w:hAnsi="Times New Roman" w:eastAsia="Times New Roman" w:cs="Times New Roman"/>
+        </w:rPr>
+        <w:t>____。</w:t>
+      </w:r>
+    </w:p>
+    <w:p>
+      <w:pPr>
+        <w:spacing w:before="0" w:after="0"/>
+      </w:pPr>
+    </w:p>
+    <w:p>
+      <w:pPr>
+        <w:spacing w:before="0" w:after="0"/>
+      </w:pPr>
+    </w:p>
+    <w:p>
+      <w:pPr>
+        <w:spacing w:before="0" w:after="0"/>
+      </w:pPr>
+    </w:p>
+    <w:p>
+      <w:pPr>
+        <w:spacing w:before="0" w:after="0"/>
+      </w:pPr>
+    </w:p>
+    <w:p>
+      <w:pPr>
+        <w:spacing w:before="0" w:after="0"/>
+      </w:pPr>
+    </w:p>
+    <w:p>
+      <w:pPr>
+        <w:spacing w:before="160" w:after="80"/>
+      </w:pPr>
+      <w:r>
+        <w:pict>
+          <v:rect style="width:0;height:1.5pt" o:hralign="center" o:hrstd="t" o:hr="t"/>
+        </w:pict>
+      </w:r>
+    </w:p>
+    <w:bookmarkEnd w:id="23"/>
+    <w:bookmarkStart w:id="27" w:name="碳的同素异形体"/>
+    <w:p>
+      <w:pPr>
+        <w:pStyle w:val="Heading2"/>
+        <w:spacing w:before="280" w:after="80"/>
+        <w:keepNext/>
+      </w:pPr>
+      <w:r>
+        <w:rPr>
+          <w:rFonts w:ascii="Times New Roman" w:hAnsi="Times New Roman" w:eastAsia="Times New Roman" w:cs="Times New Roman"/>
+        </w:rPr>
+        <w:t xml:space="preserve">99.12 </w:t>
+      </w:r>
+      <w:r>
+        <w:rPr>
+          <w:rFonts w:hint="eastAsia" w:ascii="Times New Roman" w:hAnsi="Times New Roman" w:eastAsia="SimHei" w:cs="Times New Roman"/>
+        </w:rPr>
+        <w:t xml:space="preserve">碳的同素异形体</w:t>
+      </w:r>
+    </w:p>
+    <w:p>
+      <w:pPr>
+        <w:pStyle w:val="FirstParagraph"/>
+      </w:pPr>
+      <w:r>
+        <w:rPr>
+          <w:rFonts w:ascii="Times New Roman" w:hAnsi="Times New Roman" w:eastAsia="Times New Roman" w:cs="Times New Roman"/>
+        </w:rPr>
+        <w:t xml:space="preserve">2010 </w:t>
+      </w:r>
+      <w:r>
+        <w:rPr>
+          <w:rFonts w:hint="eastAsia" w:ascii="Times New Roman" w:hAnsi="Times New Roman" w:eastAsia="FangSong" w:cs="Times New Roman"/>
+        </w:rPr>
+        <w:t>年诺贝尔物理学奖授予英国曼彻斯特大学科学家安德烈</w:t>
+      </w:r>
+      <w:r>
+        <w:rPr>
+          <w:rFonts w:hint="eastAsia" w:ascii="Times New Roman" w:hAnsi="Times New Roman" w:eastAsia="Times New Roman" w:cs="Times New Roman"/>
+        </w:rPr>
+        <w:t>·</w:t>
+      </w:r>
+      <w:r>
+        <w:rPr>
+          <w:rFonts w:hint="eastAsia" w:ascii="Times New Roman" w:hAnsi="Times New Roman" w:eastAsia="FangSong" w:cs="Times New Roman"/>
+        </w:rPr>
+        <w:t>海姆和康斯坦丁</w:t>
+      </w:r>
+      <w:r>
+        <w:rPr>
+          <w:rFonts w:hint="eastAsia" w:ascii="Times New Roman" w:hAnsi="Times New Roman" w:eastAsia="Times New Roman" w:cs="Times New Roman"/>
+        </w:rPr>
+        <w:t>·</w:t>
+      </w:r>
+      <w:r>
+        <w:rPr>
+          <w:rFonts w:hint="eastAsia" w:ascii="Times New Roman" w:hAnsi="Times New Roman" w:eastAsia="FangSong" w:cs="Times New Roman"/>
+        </w:rPr>
+        <w:t>诺沃肖洛夫</w:t>
+      </w:r>
+      <w:r>
+        <w:rPr>
+          <w:rFonts w:hint="eastAsia" w:ascii="Times New Roman" w:hAnsi="Times New Roman" w:eastAsia="Times New Roman" w:cs="Times New Roman"/>
+        </w:rPr>
+        <w:t>，</w:t>
+      </w:r>
+      <w:r>
+        <w:rPr>
+          <w:rFonts w:hint="eastAsia" w:ascii="Times New Roman" w:hAnsi="Times New Roman" w:eastAsia="FangSong" w:cs="Times New Roman"/>
+        </w:rPr>
+        <w:t>以表彰他们在石墨烯材料方面的卓越研究</w:t>
+      </w:r>
+      <w:r>
+        <w:rPr>
+          <w:rFonts w:hint="eastAsia" w:ascii="Times New Roman" w:hAnsi="Times New Roman" w:eastAsia="Times New Roman" w:cs="Times New Roman"/>
+        </w:rPr>
+        <w:t>。</w:t>
+      </w:r>
+      <w:r>
+        <w:rPr>
+          <w:rFonts w:hint="eastAsia" w:ascii="Times New Roman" w:hAnsi="Times New Roman" w:eastAsia="FangSong" w:cs="Times New Roman"/>
+        </w:rPr>
+        <w:t>石墨烯具有优异的电学性能以及出色的热力学稳定性</w:t>
+      </w:r>
+      <w:r>
+        <w:rPr>
+          <w:rFonts w:hint="eastAsia" w:ascii="Times New Roman" w:hAnsi="Times New Roman" w:eastAsia="Times New Roman" w:cs="Times New Roman"/>
+        </w:rPr>
+        <w:t>。</w:t>
+      </w:r>
+      <w:r>
+        <w:rPr>
+          <w:rFonts w:hint="eastAsia" w:ascii="Times New Roman" w:hAnsi="Times New Roman" w:eastAsia="FangSong" w:cs="Times New Roman"/>
+        </w:rPr>
+        <w:t>它的结构如右图</w:t>
+      </w:r>
+      <w:r>
+        <w:rPr>
+          <w:rFonts w:hint="eastAsia" w:ascii="Times New Roman" w:hAnsi="Times New Roman" w:eastAsia="Times New Roman" w:cs="Times New Roman"/>
+        </w:rPr>
+        <w:t>。</w:t>
+      </w:r>
+      <w:r>
+        <w:rPr>
+          <w:rFonts w:hint="eastAsia" w:ascii="Times New Roman" w:hAnsi="Times New Roman" w:eastAsia="FangSong" w:cs="Times New Roman"/>
+        </w:rPr>
+        <w:t>下列说法不正确的是</w:t>
+      </w:r>
+      <w:r>
+        <w:rPr>
+          <w:rFonts w:hint="eastAsia" w:ascii="Times New Roman" w:hAnsi="Times New Roman" w:eastAsia="Times New Roman" w:cs="Times New Roman"/>
+        </w:rPr>
+        <w:t>（</w:t>
+      </w:r>
+      <w:r>
+        <w:rPr>
+          <w:rFonts w:ascii="Times New Roman" w:hAnsi="Times New Roman" w:eastAsia="Times New Roman" w:cs="Times New Roman"/>
+        </w:rPr>
+        <w:t xml:space="preserve"> </w:t>
+      </w:r>
+      <w:r>
+        <w:rPr>
+          <w:rFonts w:hint="eastAsia" w:ascii="Times New Roman" w:hAnsi="Times New Roman" w:eastAsia="Times New Roman" w:cs="Times New Roman"/>
+        </w:rPr>
+        <w:t xml:space="preserve">）。</w:t>
+      </w:r>
+    </w:p>
+    <w:p>
+      <w:pPr>
+        <w:pStyle w:val="BodyText"/>
+      </w:pPr>
+      <w:r>
+        <w:rPr>
+          <w:rFonts w:ascii="Times New Roman" w:hAnsi="Times New Roman" w:eastAsia="Times New Roman" w:cs="Times New Roman"/>
+        </w:rPr>
+        <w:t xml:space="preserve">A. </w:t>
+      </w:r>
+      <w:r>
+        <w:rPr>
+          <w:rFonts w:hint="eastAsia" w:ascii="Times New Roman" w:hAnsi="Times New Roman" w:eastAsia="FangSong" w:cs="Times New Roman"/>
+        </w:rPr>
+        <w:t>石墨烯与金刚石</w:t>
+      </w:r>
+      <w:r>
+        <w:rPr>
+          <w:rFonts w:hint="eastAsia" w:ascii="Times New Roman" w:hAnsi="Times New Roman" w:eastAsia="Times New Roman" w:cs="Times New Roman"/>
+        </w:rPr>
+        <w:t>、</w:t>
+      </w:r>
+      <w:r>
+        <w:rPr>
+          <w:rFonts w:hint="eastAsia" w:ascii="Times New Roman" w:hAnsi="Times New Roman" w:eastAsia="FangSong" w:cs="Times New Roman"/>
+        </w:rPr>
+        <w:t>石墨</w:t>
+      </w:r>
+      <w:r>
+        <w:rPr>
+          <w:rFonts w:hint="eastAsia" w:ascii="Times New Roman" w:hAnsi="Times New Roman" w:eastAsia="Times New Roman" w:cs="Times New Roman"/>
+        </w:rPr>
+        <w:t>、</w:t>
+      </w:r>
+      <m:oMath>
+        <m:sSub>
+          <m:e>
+            <m:r>
+              <m:t>C</m:t>
+            </m:r>
+          </m:e>
+          <m:sub>
+            <m:r>
+              <m:t>60</m:t>
+            </m:r>
+          </m:sub>
+        </m:sSub>
+      </m:oMath>
+      <w:r>
+        <w:rPr>
+          <w:rFonts w:ascii="Times New Roman" w:hAnsi="Times New Roman" w:eastAsia="Times New Roman" w:cs="Times New Roman"/>
+        </w:rPr>
+        <w:t xml:space="preserve"> </w:t>
+      </w:r>
+      <w:r>
+        <w:rPr>
+          <w:rFonts w:hint="eastAsia" w:ascii="Times New Roman" w:hAnsi="Times New Roman" w:eastAsia="FangSong" w:cs="Times New Roman"/>
+        </w:rPr>
+        <w:t xml:space="preserve">互为同素异形体</w:t>
+      </w:r>
+    </w:p>
+    <w:p>
+      <w:pPr>
+        <w:pStyle w:val="BodyText"/>
+      </w:pPr>
+      <w:r>
+        <w:rPr>
+          <w:rFonts w:ascii="Times New Roman" w:hAnsi="Times New Roman" w:eastAsia="Times New Roman" w:cs="Times New Roman"/>
+        </w:rPr>
+        <w:t xml:space="preserve">B. </w:t>
+      </w:r>
+      <w:r>
+        <w:rPr>
+          <w:rFonts w:hint="eastAsia" w:ascii="Times New Roman" w:hAnsi="Times New Roman" w:eastAsia="FangSong" w:cs="Times New Roman"/>
+        </w:rPr>
+        <w:t>石墨烯导电</w:t>
+      </w:r>
+      <w:r>
+        <w:rPr>
+          <w:rFonts w:hint="eastAsia" w:ascii="Times New Roman" w:hAnsi="Times New Roman" w:eastAsia="Times New Roman" w:cs="Times New Roman"/>
+        </w:rPr>
+        <w:t>，</w:t>
+      </w:r>
+      <w:r>
+        <w:rPr>
+          <w:rFonts w:hint="eastAsia" w:ascii="Times New Roman" w:hAnsi="Times New Roman" w:eastAsia="FangSong" w:cs="Times New Roman"/>
+        </w:rPr>
+        <w:t>属于化学变化</w:t>
+      </w:r>
+    </w:p>
+    <w:p>
+      <w:pPr>
+        <w:pStyle w:val="BodyText"/>
+      </w:pPr>
+      <w:r>
+        <w:rPr>
+          <w:rFonts w:ascii="Times New Roman" w:hAnsi="Times New Roman" w:eastAsia="Times New Roman" w:cs="Times New Roman"/>
+        </w:rPr>
+        <w:t xml:space="preserve">C. </w:t>
+      </w:r>
+      <w:r>
+        <w:rPr>
+          <w:rFonts w:hint="eastAsia" w:ascii="Times New Roman" w:hAnsi="Times New Roman" w:eastAsia="FangSong" w:cs="Times New Roman"/>
+        </w:rPr>
+        <w:t xml:space="preserve">石墨烯中碳原子间以共价键相联</w:t>
+      </w:r>
+    </w:p>
+    <w:p>
+      <w:pPr>
+        <w:pStyle w:val="BodyText"/>
+      </w:pPr>
+      <w:r>
+        <w:rPr>
+          <w:rFonts w:ascii="Times New Roman" w:hAnsi="Times New Roman" w:eastAsia="Times New Roman" w:cs="Times New Roman"/>
+        </w:rPr>
+        <w:t xml:space="preserve">D. 12 g </w:t>
+      </w:r>
+      <w:r>
+        <w:rPr>
+          <w:rFonts w:hint="eastAsia" w:ascii="Times New Roman" w:hAnsi="Times New Roman" w:eastAsia="FangSong" w:cs="Times New Roman"/>
+        </w:rPr>
+        <w:t xml:space="preserve">石墨烯中含有正六边形数目约为</w:t>
+      </w:r>
+      <w:r>
+        <w:rPr>
+          <w:rFonts w:ascii="Times New Roman" w:hAnsi="Times New Roman" w:eastAsia="Times New Roman" w:cs="Times New Roman"/>
+        </w:rPr>
+        <w:t xml:space="preserve"> </w:t>
+      </w:r>
       <m:oMath>
         <m:oMathPr>
           <m:ctrlPr>
@@ -9295,708 +9794,6 @@
             </w:rPr>
           </m:ctrlPr>
         </m:oMathPr>
-        <m:sSub>
-          <m:e>
-            <m:r>
-              <m:rPr>
-                <m:sty m:val="p"/>
-              </m:rPr>
-              <m:t>N</m:t>
-            </m:r>
-          </m:e>
-          <m:sub>
-            <m:r>
-              <m:t>2</m:t>
-            </m:r>
-          </m:sub>
-        </m:sSub>
-        <m:sSub>
-          <m:e>
-            <m:r>
-              <m:rPr>
-                <m:sty m:val="p"/>
-              </m:rPr>
-              <m:t>H</m:t>
-            </m:r>
-          </m:e>
-          <m:sub>
-            <m:r>
-              <m:t>2</m:t>
-            </m:r>
-          </m:sub>
-        </m:sSub>
-        <m:r>
-          <m:rPr>
-            <m:sty m:val="p"/>
-          </m:rPr>
-          <m:t>(</m:t>
-        </m:r>
-        <m:sSub>
-          <m:e>
-            <m:r>
-              <m:rPr>
-                <m:sty m:val="p"/>
-              </m:rPr>
-              <m:t>C</m:t>
-            </m:r>
-            <m:r>
-              <m:rPr>
-                <m:sty m:val="p"/>
-              </m:rPr>
-              <m:t>H</m:t>
-            </m:r>
-          </m:e>
-          <m:sub>
-            <m:r>
-              <m:t>3</m:t>
-            </m:r>
-          </m:sub>
-        </m:sSub>
-        <m:sSub>
-          <m:e>
-            <m:r>
-              <m:rPr>
-                <m:sty m:val="p"/>
-              </m:rPr>
-              <m:t>)</m:t>
-            </m:r>
-          </m:e>
-          <m:sub>
-            <m:r>
-              <m:t>2</m:t>
-            </m:r>
-          </m:sub>
-        </m:sSub>
-      </m:oMath>
-      <w:r>
-        <w:rPr>
-          <w:rFonts w:ascii="Times New Roman" w:hAnsi="Times New Roman" w:eastAsia="Times New Roman" w:cs="Times New Roman"/>
-        </w:rPr>
-        <w:t xml:space="preserve"> </w:t>
-      </w:r>
-      <w:r>
-        <w:rPr>
-          <w:rFonts w:hint="eastAsia" w:ascii="Times New Roman" w:hAnsi="Times New Roman" w:eastAsia="FangSong" w:cs="Times New Roman"/>
-        </w:rPr>
-        <w:t xml:space="preserve">中</w:t>
-      </w:r>
-      <w:r>
-        <w:rPr>
-          <w:rFonts w:ascii="Times New Roman" w:hAnsi="Times New Roman" w:eastAsia="Times New Roman" w:cs="Times New Roman"/>
-        </w:rPr>
-        <w:t xml:space="preserve"> N </w:t>
-      </w:r>
-      <w:r>
-        <w:rPr>
-          <w:rFonts w:hint="eastAsia" w:ascii="Times New Roman" w:hAnsi="Times New Roman" w:eastAsia="FangSong" w:cs="Times New Roman"/>
-        </w:rPr>
-        <w:t>的氧化数为</w:t>
-      </w:r>
-      <w:r>
-        <w:rPr>
-          <w:rFonts w:hint="eastAsia" w:ascii="Times New Roman" w:hAnsi="Times New Roman" w:eastAsia="Times New Roman" w:cs="Times New Roman"/>
-        </w:rPr>
-        <w:t>_</w:t>
-      </w:r>
-      <w:r>
-        <w:rPr>
-          <w:rFonts w:hint="eastAsia" w:ascii="Times New Roman" w:hAnsi="Times New Roman" w:eastAsia="Times New Roman" w:cs="Times New Roman"/>
-          <w:b/>
-          <w:bCs/>
-          <w:i/>
-          <w:iCs/>
-        </w:rPr>
-        <w:t xml:space="preserve">，</w:t>
-      </w:r>
-      <m:oMath>
-        <m:sSub>
-          <m:e>
-            <m:r>
-              <m:t>N</m:t>
-            </m:r>
-          </m:e>
-          <m:sub>
-            <m:r>
-              <m:t>2</m:t>
-            </m:r>
-          </m:sub>
-        </m:sSub>
-        <m:sSub>
-          <m:e>
-            <m:r>
-              <m:t>O</m:t>
-            </m:r>
-          </m:e>
-          <m:sub>
-            <m:r>
-              <m:t>4</m:t>
-            </m:r>
-          </m:sub>
-        </m:sSub>
-      </m:oMath>
-      <w:r>
-        <w:rPr>
-          <w:rFonts w:ascii="Times New Roman" w:hAnsi="Times New Roman" w:eastAsia="Times New Roman" w:cs="Times New Roman"/>
-          <w:b/>
-          <w:bCs/>
-          <w:i/>
-          <w:iCs/>
-        </w:rPr>
-        <w:t xml:space="preserve"> </w:t>
-      </w:r>
-      <w:r>
-        <w:rPr>
-          <w:rFonts w:hint="eastAsia" w:ascii="Times New Roman" w:hAnsi="Times New Roman" w:eastAsia="FangSong" w:cs="Times New Roman"/>
-          <w:b/>
-          <w:bCs/>
-          <w:i/>
-          <w:iCs/>
-        </w:rPr>
-        <w:t xml:space="preserve">中</w:t>
-      </w:r>
-      <w:r>
-        <w:rPr>
-          <w:rFonts w:ascii="Times New Roman" w:hAnsi="Times New Roman" w:eastAsia="Times New Roman" w:cs="Times New Roman"/>
-          <w:b/>
-          <w:bCs/>
-          <w:i/>
-          <w:iCs/>
-        </w:rPr>
-        <w:t xml:space="preserve"> N </w:t>
-      </w:r>
-      <w:r>
-        <w:rPr>
-          <w:rFonts w:hint="eastAsia" w:ascii="Times New Roman" w:hAnsi="Times New Roman" w:eastAsia="FangSong" w:cs="Times New Roman"/>
-          <w:b/>
-          <w:bCs/>
-          <w:i/>
-          <w:iCs/>
-        </w:rPr>
-        <w:t xml:space="preserve">的氧化数为</w:t>
-      </w:r>
-      <w:r>
-        <w:rPr>
-          <w:rFonts w:ascii="Times New Roman" w:hAnsi="Times New Roman" w:eastAsia="Times New Roman" w:cs="Times New Roman"/>
-        </w:rPr>
-        <w:t xml:space="preserve">_。</w:t>
-      </w:r>
-    </w:p>
-    <w:p>
-      <w:pPr>
-        <w:numPr>
-          <w:ilvl w:val="0"/>
-          <w:numId w:val="1008"/>
-        </w:numPr>
-      </w:pPr>
-      <w:r>
-        <w:rPr>
-          <w:rFonts w:hint="eastAsia" w:ascii="Times New Roman" w:hAnsi="Times New Roman" w:eastAsia="FangSong" w:cs="Times New Roman"/>
-        </w:rPr>
-        <w:t>完全燃烧反应的化学方程式为</w:t>
-      </w:r>
-      <w:r>
-        <w:rPr>
-          <w:rFonts w:hint="eastAsia" w:ascii="Times New Roman" w:hAnsi="Times New Roman" w:eastAsia="Times New Roman" w:cs="Times New Roman"/>
-        </w:rPr>
-        <w:t>____。</w:t>
-      </w:r>
-    </w:p>
-    <w:p>
-      <w:pPr>
-        <w:numPr>
-          <w:ilvl w:val="0"/>
-          <w:numId w:val="1008"/>
-        </w:numPr>
-      </w:pPr>
-      <w:r>
-        <w:rPr>
-          <w:rFonts w:hint="eastAsia" w:ascii="Times New Roman" w:hAnsi="Times New Roman" w:eastAsia="FangSong" w:cs="Times New Roman"/>
-        </w:rPr>
-        <w:t xml:space="preserve">试写出</w:t>
-      </w:r>
-      <w:r>
-        <w:rPr>
-          <w:rFonts w:ascii="Times New Roman" w:hAnsi="Times New Roman" w:eastAsia="Times New Roman" w:cs="Times New Roman"/>
-        </w:rPr>
-        <w:t xml:space="preserve"> </w:t>
-      </w:r>
-      <m:oMath>
-        <m:sSub>
-          <m:e>
-            <m:r>
-              <m:t>N</m:t>
-            </m:r>
-          </m:e>
-          <m:sub>
-            <m:r>
-              <m:t>2</m:t>
-            </m:r>
-          </m:sub>
-        </m:sSub>
-        <m:sSub>
-          <m:e>
-            <m:r>
-              <m:t>O</m:t>
-            </m:r>
-          </m:e>
-          <m:sub>
-            <m:r>
-              <m:t>4</m:t>
-            </m:r>
-          </m:sub>
-        </m:sSub>
-      </m:oMath>
-      <w:r>
-        <w:rPr>
-          <w:rFonts w:ascii="Times New Roman" w:hAnsi="Times New Roman" w:eastAsia="Times New Roman" w:cs="Times New Roman"/>
-        </w:rPr>
-        <w:t xml:space="preserve"> </w:t>
-      </w:r>
-      <w:r>
-        <w:rPr>
-          <w:rFonts w:hint="eastAsia" w:ascii="Times New Roman" w:hAnsi="Times New Roman" w:eastAsia="FangSong" w:cs="Times New Roman"/>
-        </w:rPr>
-        <w:t xml:space="preserve">中</w:t>
-      </w:r>
-      <w:r>
-        <w:rPr>
-          <w:rFonts w:ascii="Times New Roman" w:hAnsi="Times New Roman" w:eastAsia="Times New Roman" w:cs="Times New Roman"/>
-        </w:rPr>
-        <w:t xml:space="preserve"> N、N </w:t>
-      </w:r>
-      <w:r>
-        <w:rPr>
-          <w:rFonts w:hint="eastAsia" w:ascii="Times New Roman" w:hAnsi="Times New Roman" w:eastAsia="FangSong" w:cs="Times New Roman"/>
-        </w:rPr>
-        <w:t xml:space="preserve">连接的一种</w:t>
-      </w:r>
-      <w:r>
-        <w:rPr>
-          <w:rFonts w:ascii="Times New Roman" w:hAnsi="Times New Roman" w:eastAsia="Times New Roman" w:cs="Times New Roman"/>
-        </w:rPr>
-        <w:t xml:space="preserve"> Lewis </w:t>
-      </w:r>
-      <w:r>
-        <w:rPr>
-          <w:rFonts w:hint="eastAsia" w:ascii="Times New Roman" w:hAnsi="Times New Roman" w:eastAsia="FangSong" w:cs="Times New Roman"/>
-        </w:rPr>
-        <w:t>结构式并标出形式电荷</w:t>
-      </w:r>
-      <w:r>
-        <w:rPr>
-          <w:rFonts w:hint="eastAsia" w:ascii="Times New Roman" w:hAnsi="Times New Roman" w:eastAsia="Times New Roman" w:cs="Times New Roman"/>
-        </w:rPr>
-        <w:t>____。</w:t>
-      </w:r>
-    </w:p>
-    <w:p>
-      <w:pPr>
-        <w:numPr>
-          <w:ilvl w:val="0"/>
-          <w:numId w:val="1008"/>
-        </w:numPr>
-      </w:pPr>
-      <m:oMath>
-        <m:sSub>
-          <m:e>
-            <m:r>
-              <m:t>N</m:t>
-            </m:r>
-          </m:e>
-          <m:sub>
-            <m:r>
-              <m:t>2</m:t>
-            </m:r>
-          </m:sub>
-        </m:sSub>
-        <m:sSub>
-          <m:e>
-            <m:r>
-              <m:t>H</m:t>
-            </m:r>
-          </m:e>
-          <m:sub>
-            <m:r>
-              <m:t>4</m:t>
-            </m:r>
-          </m:sub>
-        </m:sSub>
-      </m:oMath>
-      <w:r>
-        <w:rPr>
-          <w:rFonts w:ascii="Times New Roman" w:hAnsi="Times New Roman" w:eastAsia="Times New Roman" w:cs="Times New Roman"/>
-        </w:rPr>
-        <w:t xml:space="preserve"> </w:t>
-      </w:r>
-      <w:r>
-        <w:rPr>
-          <w:rFonts w:hint="eastAsia" w:ascii="Times New Roman" w:hAnsi="Times New Roman" w:eastAsia="FangSong" w:cs="Times New Roman"/>
-        </w:rPr>
-        <w:t xml:space="preserve">与</w:t>
-      </w:r>
-      <w:r>
-        <w:rPr>
-          <w:rFonts w:ascii="Times New Roman" w:hAnsi="Times New Roman" w:eastAsia="Times New Roman" w:cs="Times New Roman"/>
-        </w:rPr>
-        <w:t xml:space="preserve"> </w:t>
-      </w:r>
-      <m:oMath>
-        <m:sSub>
-          <m:e>
-            <m:r>
-              <m:t>N</m:t>
-            </m:r>
-          </m:e>
-          <m:sub>
-            <m:r>
-              <m:t>2</m:t>
-            </m:r>
-          </m:sub>
-        </m:sSub>
-        <m:sSub>
-          <m:e>
-            <m:r>
-              <m:t>O</m:t>
-            </m:r>
-          </m:e>
-          <m:sub>
-            <m:r>
-              <m:t>4</m:t>
-            </m:r>
-          </m:sub>
-        </m:sSub>
-      </m:oMath>
-      <w:r>
-        <w:rPr>
-          <w:rFonts w:ascii="Times New Roman" w:hAnsi="Times New Roman" w:eastAsia="Times New Roman" w:cs="Times New Roman"/>
-        </w:rPr>
-        <w:t xml:space="preserve"> </w:t>
-      </w:r>
-      <w:r>
-        <w:rPr>
-          <w:rFonts w:hint="eastAsia" w:ascii="Times New Roman" w:hAnsi="Times New Roman" w:eastAsia="FangSong" w:cs="Times New Roman"/>
-        </w:rPr>
-        <w:t>比较</w:t>
-      </w:r>
-      <w:r>
-        <w:rPr>
-          <w:rFonts w:hint="eastAsia" w:ascii="Times New Roman" w:hAnsi="Times New Roman" w:eastAsia="Times New Roman" w:cs="Times New Roman"/>
-        </w:rPr>
-        <w:t>，____</w:t>
-      </w:r>
-      <w:r>
-        <w:rPr>
-          <w:rFonts w:hint="eastAsia" w:ascii="Times New Roman" w:hAnsi="Times New Roman" w:eastAsia="FangSong" w:cs="Times New Roman"/>
-        </w:rPr>
-        <w:t>的</w:t>
-      </w:r>
-      <w:r>
-        <w:rPr>
-          <w:rFonts w:ascii="Times New Roman" w:hAnsi="Times New Roman" w:eastAsia="Times New Roman" w:cs="Times New Roman"/>
-        </w:rPr>
-        <w:t xml:space="preserve"> N—N </w:t>
-      </w:r>
-      <w:r>
-        <w:rPr>
-          <w:rFonts w:hint="eastAsia" w:ascii="Times New Roman" w:hAnsi="Times New Roman" w:eastAsia="FangSong" w:cs="Times New Roman"/>
-        </w:rPr>
-        <w:t>键长较长</w:t>
-      </w:r>
-      <w:r>
-        <w:rPr>
-          <w:rFonts w:hint="eastAsia" w:ascii="Times New Roman" w:hAnsi="Times New Roman" w:eastAsia="Times New Roman" w:cs="Times New Roman"/>
-        </w:rPr>
-        <w:t>，</w:t>
-      </w:r>
-      <w:r>
-        <w:rPr>
-          <w:rFonts w:hint="eastAsia" w:ascii="Times New Roman" w:hAnsi="Times New Roman" w:eastAsia="FangSong" w:cs="Times New Roman"/>
-        </w:rPr>
-        <w:t>其理由是</w:t>
-      </w:r>
-      <w:r>
-        <w:rPr>
-          <w:rFonts w:hint="eastAsia" w:ascii="Times New Roman" w:hAnsi="Times New Roman" w:eastAsia="Times New Roman" w:cs="Times New Roman"/>
-        </w:rPr>
-        <w:t>____。</w:t>
-      </w:r>
-    </w:p>
-    <w:p>
-      <w:pPr>
-        <w:spacing w:before="160" w:after="80"/>
-      </w:pPr>
-      <w:r>
-        <w:pict>
-          <v:rect style="width:0;height:1.5pt" o:hralign="center" o:hrstd="t" o:hr="t"/>
-        </w:pict>
-      </w:r>
-    </w:p>
-    <w:bookmarkEnd w:id="23"/>
-    <w:bookmarkStart w:id="27" w:name="碳的同素异形体"/>
-    <w:p>
-      <w:pPr>
-        <w:pStyle w:val="Heading2"/>
-        <w:spacing w:before="280" w:after="80"/>
-        <w:keepNext/>
-      </w:pPr>
-      <w:r>
-        <w:rPr>
-          <w:rFonts w:ascii="Times New Roman" w:hAnsi="Times New Roman" w:eastAsia="Times New Roman" w:cs="Times New Roman"/>
-        </w:rPr>
-        <w:t xml:space="preserve">99.12 </w:t>
-      </w:r>
-      <w:r>
-        <w:rPr>
-          <w:rFonts w:hint="eastAsia" w:ascii="Times New Roman" w:hAnsi="Times New Roman" w:eastAsia="SimHei" w:cs="Times New Roman"/>
-        </w:rPr>
-        <w:t xml:space="preserve">碳的同素异形体</w:t>
-      </w:r>
-    </w:p>
-    <w:p>
-      <w:pPr>
-        <w:pStyle w:val="FirstParagraph"/>
-      </w:pPr>
-      <w:r>
-        <w:rPr>
-          <w:rFonts w:ascii="Times New Roman" w:hAnsi="Times New Roman" w:eastAsia="Times New Roman" w:cs="Times New Roman"/>
-        </w:rPr>
-        <w:t xml:space="preserve">2010 </w:t>
-      </w:r>
-      <w:r>
-        <w:rPr>
-          <w:rFonts w:hint="eastAsia" w:ascii="Times New Roman" w:hAnsi="Times New Roman" w:eastAsia="FangSong" w:cs="Times New Roman"/>
-        </w:rPr>
-        <w:t>年诺贝尔物理学奖授予英国曼彻斯特大学科学家安德烈</w:t>
-      </w:r>
-      <w:r>
-        <w:rPr>
-          <w:rFonts w:hint="eastAsia" w:ascii="Times New Roman" w:hAnsi="Times New Roman" w:eastAsia="Times New Roman" w:cs="Times New Roman"/>
-        </w:rPr>
-        <w:t>·</w:t>
-      </w:r>
-      <w:r>
-        <w:rPr>
-          <w:rFonts w:hint="eastAsia" w:ascii="Times New Roman" w:hAnsi="Times New Roman" w:eastAsia="FangSong" w:cs="Times New Roman"/>
-        </w:rPr>
-        <w:t>海姆和康斯坦丁</w:t>
-      </w:r>
-      <w:r>
-        <w:rPr>
-          <w:rFonts w:hint="eastAsia" w:ascii="Times New Roman" w:hAnsi="Times New Roman" w:eastAsia="Times New Roman" w:cs="Times New Roman"/>
-        </w:rPr>
-        <w:t>·</w:t>
-      </w:r>
-      <w:r>
-        <w:rPr>
-          <w:rFonts w:hint="eastAsia" w:ascii="Times New Roman" w:hAnsi="Times New Roman" w:eastAsia="FangSong" w:cs="Times New Roman"/>
-        </w:rPr>
-        <w:t>诺沃肖洛夫</w:t>
-      </w:r>
-      <w:r>
-        <w:rPr>
-          <w:rFonts w:hint="eastAsia" w:ascii="Times New Roman" w:hAnsi="Times New Roman" w:eastAsia="Times New Roman" w:cs="Times New Roman"/>
-        </w:rPr>
-        <w:t>，</w:t>
-      </w:r>
-      <w:r>
-        <w:rPr>
-          <w:rFonts w:hint="eastAsia" w:ascii="Times New Roman" w:hAnsi="Times New Roman" w:eastAsia="FangSong" w:cs="Times New Roman"/>
-        </w:rPr>
-        <w:t>以表彰他们在石墨烯材料方面的卓越研究</w:t>
-      </w:r>
-      <w:r>
-        <w:rPr>
-          <w:rFonts w:hint="eastAsia" w:ascii="Times New Roman" w:hAnsi="Times New Roman" w:eastAsia="Times New Roman" w:cs="Times New Roman"/>
-        </w:rPr>
-        <w:t>。</w:t>
-      </w:r>
-      <w:r>
-        <w:rPr>
-          <w:rFonts w:hint="eastAsia" w:ascii="Times New Roman" w:hAnsi="Times New Roman" w:eastAsia="FangSong" w:cs="Times New Roman"/>
-        </w:rPr>
-        <w:t>石墨烯具有优异的电学性能以及出色的热力学稳定性</w:t>
-      </w:r>
-      <w:r>
-        <w:rPr>
-          <w:rFonts w:hint="eastAsia" w:ascii="Times New Roman" w:hAnsi="Times New Roman" w:eastAsia="Times New Roman" w:cs="Times New Roman"/>
-        </w:rPr>
-        <w:t>。</w:t>
-      </w:r>
-      <w:r>
-        <w:rPr>
-          <w:rFonts w:hint="eastAsia" w:ascii="Times New Roman" w:hAnsi="Times New Roman" w:eastAsia="FangSong" w:cs="Times New Roman"/>
-        </w:rPr>
-        <w:t>它的结构如右图</w:t>
-      </w:r>
-      <w:r>
-        <w:rPr>
-          <w:rFonts w:hint="eastAsia" w:ascii="Times New Roman" w:hAnsi="Times New Roman" w:eastAsia="Times New Roman" w:cs="Times New Roman"/>
-        </w:rPr>
-        <w:t>。</w:t>
-      </w:r>
-      <w:r>
-        <w:rPr>
-          <w:rFonts w:hint="eastAsia" w:ascii="Times New Roman" w:hAnsi="Times New Roman" w:eastAsia="FangSong" w:cs="Times New Roman"/>
-        </w:rPr>
-        <w:t>下列说法不正确的是</w:t>
-      </w:r>
-      <w:r>
-        <w:rPr>
-          <w:rFonts w:hint="eastAsia" w:ascii="Times New Roman" w:hAnsi="Times New Roman" w:eastAsia="Times New Roman" w:cs="Times New Roman"/>
-        </w:rPr>
-        <w:t>（</w:t>
-      </w:r>
-      <w:r>
-        <w:rPr>
-          <w:rFonts w:ascii="Times New Roman" w:hAnsi="Times New Roman" w:eastAsia="Times New Roman" w:cs="Times New Roman"/>
-        </w:rPr>
-        <w:t xml:space="preserve"> </w:t>
-      </w:r>
-      <w:r>
-        <w:rPr>
-          <w:rFonts w:hint="eastAsia" w:ascii="Times New Roman" w:hAnsi="Times New Roman" w:eastAsia="Times New Roman" w:cs="Times New Roman"/>
-        </w:rPr>
-        <w:t xml:space="preserve">）。</w:t>
-      </w:r>
-    </w:p>
-    <w:p>
-      <w:pPr>
-        <w:pStyle w:val="BodyText"/>
-      </w:pPr>
-      <w:r>
-        <w:rPr>
-          <w:rFonts w:ascii="Times New Roman" w:hAnsi="Times New Roman" w:eastAsia="Times New Roman" w:cs="Times New Roman"/>
-        </w:rPr>
-        <w:t xml:space="preserve">A. </w:t>
-      </w:r>
-      <w:r>
-        <w:rPr>
-          <w:rFonts w:hint="eastAsia" w:ascii="Times New Roman" w:hAnsi="Times New Roman" w:eastAsia="FangSong" w:cs="Times New Roman"/>
-        </w:rPr>
-        <w:t>石墨烯与金刚石</w:t>
-      </w:r>
-      <w:r>
-        <w:rPr>
-          <w:rFonts w:hint="eastAsia" w:ascii="Times New Roman" w:hAnsi="Times New Roman" w:eastAsia="Times New Roman" w:cs="Times New Roman"/>
-        </w:rPr>
-        <w:t>、</w:t>
-      </w:r>
-      <w:r>
-        <w:rPr>
-          <w:rFonts w:hint="eastAsia" w:ascii="Times New Roman" w:hAnsi="Times New Roman" w:eastAsia="FangSong" w:cs="Times New Roman"/>
-        </w:rPr>
-        <w:t>石墨</w:t>
-      </w:r>
-      <w:r>
-        <w:rPr>
-          <w:rFonts w:hint="eastAsia" w:ascii="Times New Roman" w:hAnsi="Times New Roman" w:eastAsia="Times New Roman" w:cs="Times New Roman"/>
-        </w:rPr>
-        <w:t>、</w:t>
-      </w:r>
-      <m:oMath>
-        <m:sSub>
-          <m:e>
-            <m:r>
-              <m:t>C</m:t>
-            </m:r>
-          </m:e>
-          <m:sub>
-            <m:r>
-              <m:t>60</m:t>
-            </m:r>
-          </m:sub>
-        </m:sSub>
-      </m:oMath>
-      <w:r>
-        <w:rPr>
-          <w:rFonts w:ascii="Times New Roman" w:hAnsi="Times New Roman" w:eastAsia="Times New Roman" w:cs="Times New Roman"/>
-        </w:rPr>
-        <w:t xml:space="preserve"> </w:t>
-      </w:r>
-      <w:r>
-        <w:rPr>
-          <w:rFonts w:hint="eastAsia" w:ascii="Times New Roman" w:hAnsi="Times New Roman" w:eastAsia="FangSong" w:cs="Times New Roman"/>
-        </w:rPr>
-        <w:t xml:space="preserve">互为同素异形体</w:t>
-      </w:r>
-    </w:p>
-    <w:p>
-      <w:pPr>
-        <w:pStyle w:val="BodyText"/>
-      </w:pPr>
-      <w:r>
-        <w:rPr>
-          <w:rFonts w:ascii="Times New Roman" w:hAnsi="Times New Roman" w:eastAsia="Times New Roman" w:cs="Times New Roman"/>
-        </w:rPr>
-        <w:t xml:space="preserve">B. </w:t>
-      </w:r>
-      <w:r>
-        <w:rPr>
-          <w:rFonts w:hint="eastAsia" w:ascii="Times New Roman" w:hAnsi="Times New Roman" w:eastAsia="FangSong" w:cs="Times New Roman"/>
-        </w:rPr>
-        <w:t>石墨烯导电</w:t>
-      </w:r>
-      <w:r>
-        <w:rPr>
-          <w:rFonts w:hint="eastAsia" w:ascii="Times New Roman" w:hAnsi="Times New Roman" w:eastAsia="Times New Roman" w:cs="Times New Roman"/>
-        </w:rPr>
-        <w:t>，</w:t>
-      </w:r>
-      <w:r>
-        <w:rPr>
-          <w:rFonts w:hint="eastAsia" w:ascii="Times New Roman" w:hAnsi="Times New Roman" w:eastAsia="FangSong" w:cs="Times New Roman"/>
-        </w:rPr>
-        <w:t>属于化学变化</w:t>
-      </w:r>
-    </w:p>
-    <w:p>
-      <w:pPr>
-        <w:pStyle w:val="BodyText"/>
-      </w:pPr>
-      <w:r>
-        <w:rPr>
-          <w:rFonts w:ascii="Times New Roman" w:hAnsi="Times New Roman" w:eastAsia="Times New Roman" w:cs="Times New Roman"/>
-        </w:rPr>
-        <w:t xml:space="preserve">C. </w:t>
-      </w:r>
-      <w:r>
-        <w:rPr>
-          <w:rFonts w:hint="eastAsia" w:ascii="Times New Roman" w:hAnsi="Times New Roman" w:eastAsia="FangSong" w:cs="Times New Roman"/>
-        </w:rPr>
-        <w:t xml:space="preserve">石墨烯中碳原子间以共价键相联</w:t>
-      </w:r>
-    </w:p>
-    <w:p>
-      <w:pPr>
-        <w:pStyle w:val="BodyText"/>
-      </w:pPr>
-      <w:r>
-        <w:rPr>
-          <w:rFonts w:ascii="Times New Roman" w:hAnsi="Times New Roman" w:eastAsia="Times New Roman" w:cs="Times New Roman"/>
-        </w:rPr>
-        <w:t xml:space="preserve">D. 12 g </w:t>
-      </w:r>
-      <w:r>
-        <w:rPr>
-          <w:rFonts w:hint="eastAsia" w:ascii="Times New Roman" w:hAnsi="Times New Roman" w:eastAsia="FangSong" w:cs="Times New Roman"/>
-        </w:rPr>
-        <w:t xml:space="preserve">石墨烯中含有正六边形数目约为</w:t>
-      </w:r>
-      <w:r>
-        <w:rPr>
-          <w:rFonts w:ascii="Times New Roman" w:hAnsi="Times New Roman" w:eastAsia="Times New Roman" w:cs="Times New Roman"/>
-        </w:rPr>
-        <w:t xml:space="preserve"> </w:t>
-      </w:r>
-      <m:oMath>
-        <m:oMathPr>
-          <m:ctrlPr>
-            <w:rPr>
-              <w:sz w:val="28"/>
-              <w:szCs w:val="28"/>
-            </w:rPr>
-          </m:ctrlPr>
-        </m:oMathPr>
         <m:r>
           <m:t>3.01</m:t>
         </m:r>
@@ -10044,7 +9841,7 @@
         </w:rPr>
         <w:drawing>
           <wp:inline>
-            <wp:extent cx="3240000" cy="2802413"/>
+            <wp:extent cx="3239999" cy="2802413"/>
             <wp:effectExtent b="0" l="0" r="0" t="0"/>
             <wp:docPr descr="" title="" id="25" name="Picture"/>
             <a:graphic>
@@ -10065,7 +9862,7 @@
                   <pic:spPr bwMode="auto">
                     <a:xfrm>
                       <a:off x="0" y="0"/>
-                      <a:ext cx="3240000" cy="2802413"/>
+                      <a:ext cx="3239999" cy="2802413"/>
                     </a:xfrm>
                     <a:prstGeom prst="rect">
                       <a:avLst/>
@@ -10086,6 +9883,16 @@
     </w:p>
     <w:p>
       <w:pPr>
+        <w:spacing w:before="0" w:after="0"/>
+      </w:pPr>
+    </w:p>
+    <w:p>
+      <w:pPr>
+        <w:spacing w:before="0" w:after="0"/>
+      </w:pPr>
+    </w:p>
+    <w:p>
+      <w:pPr>
         <w:spacing w:before="160" w:after="80"/>
       </w:pPr>
       <w:r>
@@ -10143,6 +9950,21 @@
         </w:rPr>
         <w:t>？</w:t>
       </w:r>
+    </w:p>
+    <w:p>
+      <w:pPr>
+        <w:spacing w:before="0" w:after="0"/>
+      </w:pPr>
+    </w:p>
+    <w:p>
+      <w:pPr>
+        <w:spacing w:before="0" w:after="0"/>
+      </w:pPr>
+    </w:p>
+    <w:p>
+      <w:pPr>
+        <w:spacing w:before="0" w:after="0"/>
+      </w:pPr>
     </w:p>
     <w:p>
       <w:pPr>
@@ -10439,6 +10261,31 @@
     </w:p>
     <w:p>
       <w:pPr>
+        <w:spacing w:before="0" w:after="0"/>
+      </w:pPr>
+    </w:p>
+    <w:p>
+      <w:pPr>
+        <w:spacing w:before="0" w:after="0"/>
+      </w:pPr>
+    </w:p>
+    <w:p>
+      <w:pPr>
+        <w:spacing w:before="0" w:after="0"/>
+      </w:pPr>
+    </w:p>
+    <w:p>
+      <w:pPr>
+        <w:spacing w:before="0" w:after="0"/>
+      </w:pPr>
+    </w:p>
+    <w:p>
+      <w:pPr>
+        <w:spacing w:before="0" w:after="0"/>
+      </w:pPr>
+    </w:p>
+    <w:p>
+      <w:pPr>
         <w:spacing w:before="160" w:after="80"/>
       </w:pPr>
       <w:r>
@@ -10619,6 +10466,31 @@
     </w:p>
     <w:p>
       <w:pPr>
+        <w:spacing w:before="0" w:after="0"/>
+      </w:pPr>
+    </w:p>
+    <w:p>
+      <w:pPr>
+        <w:spacing w:before="0" w:after="0"/>
+      </w:pPr>
+    </w:p>
+    <w:p>
+      <w:pPr>
+        <w:spacing w:before="0" w:after="0"/>
+      </w:pPr>
+    </w:p>
+    <w:p>
+      <w:pPr>
+        <w:spacing w:before="0" w:after="0"/>
+      </w:pPr>
+    </w:p>
+    <w:p>
+      <w:pPr>
+        <w:spacing w:before="0" w:after="0"/>
+      </w:pPr>
+    </w:p>
+    <w:p>
+      <w:pPr>
         <w:spacing w:before="160" w:after="80"/>
       </w:pPr>
       <w:r>
@@ -10796,6 +10668,31 @@
         </w:rPr>
         <w:t xml:space="preserve">”</w:t>
       </w:r>
+    </w:p>
+    <w:p>
+      <w:pPr>
+        <w:spacing w:before="0" w:after="0"/>
+      </w:pPr>
+    </w:p>
+    <w:p>
+      <w:pPr>
+        <w:spacing w:before="0" w:after="0"/>
+      </w:pPr>
+    </w:p>
+    <w:p>
+      <w:pPr>
+        <w:spacing w:before="0" w:after="0"/>
+      </w:pPr>
+    </w:p>
+    <w:p>
+      <w:pPr>
+        <w:spacing w:before="0" w:after="0"/>
+      </w:pPr>
+    </w:p>
+    <w:p>
+      <w:pPr>
+        <w:spacing w:before="0" w:after="0"/>
+      </w:pPr>
     </w:p>
     <w:p>
       <w:pPr>
@@ -11006,6 +10903,21 @@
         </w:rPr>
         <w:t>。</w:t>
       </w:r>
+    </w:p>
+    <w:p>
+      <w:pPr>
+        <w:spacing w:before="0" w:after="0"/>
+      </w:pPr>
+    </w:p>
+    <w:p>
+      <w:pPr>
+        <w:spacing w:before="0" w:after="0"/>
+      </w:pPr>
+    </w:p>
+    <w:p>
+      <w:pPr>
+        <w:spacing w:before="0" w:after="0"/>
+      </w:pPr>
     </w:p>
     <w:p>
       <w:pPr>
@@ -11255,6 +11167,21 @@
     </w:p>
     <w:p>
       <w:pPr>
+        <w:spacing w:before="0" w:after="0"/>
+      </w:pPr>
+    </w:p>
+    <w:p>
+      <w:pPr>
+        <w:spacing w:before="0" w:after="0"/>
+      </w:pPr>
+    </w:p>
+    <w:p>
+      <w:pPr>
+        <w:spacing w:before="0" w:after="0"/>
+      </w:pPr>
+    </w:p>
+    <w:p>
+      <w:pPr>
         <w:spacing w:before="160" w:after="80"/>
       </w:pPr>
       <w:r>
@@ -11537,6 +11464,21 @@
     </w:p>
     <w:p>
       <w:pPr>
+        <w:spacing w:before="0" w:after="0"/>
+      </w:pPr>
+    </w:p>
+    <w:p>
+      <w:pPr>
+        <w:spacing w:before="0" w:after="0"/>
+      </w:pPr>
+    </w:p>
+    <w:p>
+      <w:pPr>
+        <w:spacing w:before="0" w:after="0"/>
+      </w:pPr>
+    </w:p>
+    <w:p>
+      <w:pPr>
         <w:spacing w:before="160" w:after="80"/>
       </w:pPr>
       <w:r>
@@ -11610,6 +11552,21 @@
     </w:p>
     <w:p>
       <w:pPr>
+        <w:spacing w:before="0" w:after="0"/>
+      </w:pPr>
+    </w:p>
+    <w:p>
+      <w:pPr>
+        <w:spacing w:before="0" w:after="0"/>
+      </w:pPr>
+    </w:p>
+    <w:p>
+      <w:pPr>
+        <w:spacing w:before="0" w:after="0"/>
+      </w:pPr>
+    </w:p>
+    <w:p>
+      <w:pPr>
         <w:spacing w:before="160" w:after="80"/>
       </w:pPr>
       <w:r>
@@ -11691,6 +11648,21 @@
         </w:rPr>
         <w:t>。</w:t>
       </w:r>
+    </w:p>
+    <w:p>
+      <w:pPr>
+        <w:spacing w:before="0" w:after="0"/>
+      </w:pPr>
+    </w:p>
+    <w:p>
+      <w:pPr>
+        <w:spacing w:before="0" w:after="0"/>
+      </w:pPr>
+    </w:p>
+    <w:p>
+      <w:pPr>
+        <w:spacing w:before="0" w:after="0"/>
+      </w:pPr>
     </w:p>
     <w:p>
       <w:pPr>
@@ -11965,6 +11937,21 @@
     </w:p>
     <w:p>
       <w:pPr>
+        <w:spacing w:before="0" w:after="0"/>
+      </w:pPr>
+    </w:p>
+    <w:p>
+      <w:pPr>
+        <w:spacing w:before="0" w:after="0"/>
+      </w:pPr>
+    </w:p>
+    <w:p>
+      <w:pPr>
+        <w:spacing w:before="0" w:after="0"/>
+      </w:pPr>
+    </w:p>
+    <w:p>
+      <w:pPr>
         <w:spacing w:before="160" w:after="80"/>
       </w:pPr>
       <w:r>
@@ -12367,6 +12354,31 @@
         </w:rPr>
         <w:t>金属键数目</w:t>
       </w:r>
+    </w:p>
+    <w:p>
+      <w:pPr>
+        <w:spacing w:before="0" w:after="0"/>
+      </w:pPr>
+    </w:p>
+    <w:p>
+      <w:pPr>
+        <w:spacing w:before="0" w:after="0"/>
+      </w:pPr>
+    </w:p>
+    <w:p>
+      <w:pPr>
+        <w:spacing w:before="0" w:after="0"/>
+      </w:pPr>
+    </w:p>
+    <w:p>
+      <w:pPr>
+        <w:spacing w:before="0" w:after="0"/>
+      </w:pPr>
+    </w:p>
+    <w:p>
+      <w:pPr>
+        <w:spacing w:before="0" w:after="0"/>
+      </w:pPr>
     </w:p>
     <w:p>
       <w:pPr>
@@ -13761,6 +13773,46 @@
     </w:p>
     <w:p>
       <w:pPr>
+        <w:spacing w:before="0" w:after="0"/>
+      </w:pPr>
+    </w:p>
+    <w:p>
+      <w:pPr>
+        <w:spacing w:before="0" w:after="0"/>
+      </w:pPr>
+    </w:p>
+    <w:p>
+      <w:pPr>
+        <w:spacing w:before="0" w:after="0"/>
+      </w:pPr>
+    </w:p>
+    <w:p>
+      <w:pPr>
+        <w:spacing w:before="0" w:after="0"/>
+      </w:pPr>
+    </w:p>
+    <w:p>
+      <w:pPr>
+        <w:spacing w:before="0" w:after="0"/>
+      </w:pPr>
+    </w:p>
+    <w:p>
+      <w:pPr>
+        <w:spacing w:before="0" w:after="0"/>
+      </w:pPr>
+    </w:p>
+    <w:p>
+      <w:pPr>
+        <w:spacing w:before="0" w:after="0"/>
+      </w:pPr>
+    </w:p>
+    <w:p>
+      <w:pPr>
+        <w:spacing w:before="0" w:after="0"/>
+      </w:pPr>
+    </w:p>
+    <w:p>
+      <w:pPr>
         <w:spacing w:before="160" w:after="80"/>
       </w:pPr>
       <w:r>
@@ -14523,7 +14575,7 @@
         </w:rPr>
         <w:drawing>
           <wp:inline>
-            <wp:extent cx="2413000" cy="2120900"/>
+            <wp:extent cx="2413000" cy="2088672"/>
             <wp:effectExtent b="0" l="0" r="0" t="0"/>
             <wp:docPr descr="" title="" id="42" name="Picture"/>
             <a:graphic>
@@ -14544,7 +14596,7 @@
                   <pic:spPr bwMode="auto">
                     <a:xfrm>
                       <a:off x="0" y="0"/>
-                      <a:ext cx="2413000" cy="2120900"/>
+                      <a:ext cx="2413000" cy="2088672"/>
                     </a:xfrm>
                     <a:prstGeom prst="rect">
                       <a:avLst/>
@@ -15288,7 +15340,7 @@
         </w:rPr>
         <w:drawing>
           <wp:inline>
-            <wp:extent cx="3600000" cy="2314960"/>
+            <wp:extent cx="3600000" cy="2304762"/>
             <wp:effectExtent b="0" l="0" r="0" t="0"/>
             <wp:docPr descr="" title="" id="45" name="Picture"/>
             <a:graphic>
@@ -15309,7 +15361,7 @@
                   <pic:spPr bwMode="auto">
                     <a:xfrm>
                       <a:off x="0" y="0"/>
-                      <a:ext cx="3600000" cy="2314960"/>
+                      <a:ext cx="3600000" cy="2304762"/>
                     </a:xfrm>
                     <a:prstGeom prst="rect">
                       <a:avLst/>
@@ -15327,6 +15379,16 @@
           </wp:inline>
         </w:drawing>
       </w:r>
+    </w:p>
+    <w:p>
+      <w:pPr>
+        <w:spacing w:before="0" w:after="0"/>
+      </w:pPr>
+    </w:p>
+    <w:p>
+      <w:pPr>
+        <w:spacing w:before="0" w:after="0"/>
+      </w:pPr>
     </w:p>
     <w:p>
       <w:pPr>

--- a/00-首页/题组Word/习题书/第二篇-结构化学/第二篇-结构化学-99-综合题-学生版-打印版.docx
+++ b/00-首页/题组Word/习题书/第二篇-结构化学/第二篇-结构化学-99-综合题-学生版-打印版.docx
@@ -6,9 +6,8 @@
     <w:p>
       <w:pPr>
         <w:pStyle w:val="Heading1"/>
-        <w:spacing w:before="0" w:after="240"/>
+        <w:spacing w:before="280" w:after="120"/>
         <w:jc w:val="center"/>
-        <w:keepNext/>
       </w:pPr>
       <w:r>
         <w:rPr>
@@ -55,8 +54,7 @@
     <w:p>
       <w:pPr>
         <w:pStyle w:val="Heading2"/>
-        <w:spacing w:before="280" w:after="80"/>
-        <w:keepNext/>
+        <w:spacing w:before="280" w:after="120"/>
       </w:pPr>
       <w:r>
         <w:rPr>
@@ -70,8 +68,7 @@
     <w:p>
       <w:pPr>
         <w:pStyle w:val="Heading2"/>
-        <w:spacing w:before="280" w:after="80"/>
-        <w:keepNext/>
+        <w:spacing w:before="280" w:after="120"/>
       </w:pPr>
       <w:r>
         <w:rPr>
@@ -485,8 +482,7 @@
     <w:p>
       <w:pPr>
         <w:pStyle w:val="Heading2"/>
-        <w:spacing w:before="280" w:after="80"/>
-        <w:keepNext/>
+        <w:spacing w:before="280" w:after="120"/>
       </w:pPr>
       <w:r>
         <w:rPr>
@@ -1593,8 +1589,7 @@
     <w:p>
       <w:pPr>
         <w:pStyle w:val="Heading2"/>
-        <w:spacing w:before="280" w:after="80"/>
-        <w:keepNext/>
+        <w:spacing w:before="280" w:after="120"/>
       </w:pPr>
       <w:r>
         <w:rPr>
@@ -3867,8 +3862,7 @@
     <w:p>
       <w:pPr>
         <w:pStyle w:val="Heading2"/>
-        <w:spacing w:before="280" w:after="80"/>
-        <w:keepNext/>
+        <w:spacing w:before="280" w:after="120"/>
       </w:pPr>
       <w:r>
         <w:rPr>
@@ -4376,8 +4370,7 @@
     <w:p>
       <w:pPr>
         <w:pStyle w:val="Heading2"/>
-        <w:spacing w:before="280" w:after="80"/>
-        <w:keepNext/>
+        <w:spacing w:before="280" w:after="120"/>
       </w:pPr>
       <w:r>
         <w:rPr>
@@ -5320,8 +5313,7 @@
     <w:p>
       <w:pPr>
         <w:pStyle w:val="Heading2"/>
-        <w:spacing w:before="280" w:after="80"/>
-        <w:keepNext/>
+        <w:spacing w:before="280" w:after="120"/>
       </w:pPr>
       <w:r>
         <w:rPr>
@@ -5985,8 +5977,7 @@
     <w:p>
       <w:pPr>
         <w:pStyle w:val="Heading2"/>
-        <w:spacing w:before="280" w:after="80"/>
-        <w:keepNext/>
+        <w:spacing w:before="280" w:after="120"/>
       </w:pPr>
       <w:r>
         <w:rPr>
@@ -6675,8 +6666,7 @@
     <w:p>
       <w:pPr>
         <w:pStyle w:val="Heading2"/>
-        <w:spacing w:before="280" w:after="80"/>
-        <w:keepNext/>
+        <w:spacing w:before="280" w:after="120"/>
       </w:pPr>
       <w:r>
         <w:rPr>
@@ -7590,8 +7580,7 @@
     <w:p>
       <w:pPr>
         <w:pStyle w:val="Heading2"/>
-        <w:spacing w:before="280" w:after="80"/>
-        <w:keepNext/>
+        <w:spacing w:before="280" w:after="120"/>
       </w:pPr>
       <w:r>
         <w:rPr>
@@ -8304,8 +8293,7 @@
     <w:p>
       <w:pPr>
         <w:pStyle w:val="Heading2"/>
-        <w:spacing w:before="280" w:after="80"/>
-        <w:keepNext/>
+        <w:spacing w:before="280" w:after="120"/>
       </w:pPr>
       <w:r>
         <w:rPr>
@@ -8844,8 +8832,7 @@
     <w:p>
       <w:pPr>
         <w:pStyle w:val="Heading2"/>
-        <w:spacing w:before="280" w:after="80"/>
-        <w:keepNext/>
+        <w:spacing w:before="280" w:after="120"/>
       </w:pPr>
       <w:r>
         <w:rPr>
@@ -9533,8 +9520,7 @@
     <w:p>
       <w:pPr>
         <w:pStyle w:val="Heading2"/>
-        <w:spacing w:before="280" w:after="80"/>
-        <w:keepNext/>
+        <w:spacing w:before="280" w:after="120"/>
       </w:pPr>
       <w:r>
         <w:rPr>
@@ -9906,8 +9892,7 @@
     <w:p>
       <w:pPr>
         <w:pStyle w:val="Heading2"/>
-        <w:spacing w:before="280" w:after="80"/>
-        <w:keepNext/>
+        <w:spacing w:before="280" w:after="120"/>
       </w:pPr>
       <w:r>
         <w:rPr>
@@ -9981,8 +9966,7 @@
     <w:p>
       <w:pPr>
         <w:pStyle w:val="Heading2"/>
-        <w:spacing w:before="280" w:after="80"/>
-        <w:keepNext/>
+        <w:spacing w:before="280" w:after="120"/>
       </w:pPr>
       <w:r>
         <w:rPr>
@@ -10299,8 +10283,7 @@
     <w:p>
       <w:pPr>
         <w:pStyle w:val="Heading2"/>
-        <w:spacing w:before="280" w:after="80"/>
-        <w:keepNext/>
+        <w:spacing w:before="280" w:after="120"/>
       </w:pPr>
       <w:r>
         <w:rPr>
@@ -10504,8 +10487,7 @@
     <w:p>
       <w:pPr>
         <w:pStyle w:val="Heading2"/>
-        <w:spacing w:before="280" w:after="80"/>
-        <w:keepNext/>
+        <w:spacing w:before="280" w:after="120"/>
       </w:pPr>
       <w:r>
         <w:rPr>
@@ -10709,8 +10691,7 @@
     <w:p>
       <w:pPr>
         <w:pStyle w:val="Heading2"/>
-        <w:spacing w:before="280" w:after="80"/>
-        <w:keepNext/>
+        <w:spacing w:before="280" w:after="120"/>
       </w:pPr>
       <w:r>
         <w:rPr>
@@ -10934,8 +10915,7 @@
     <w:p>
       <w:pPr>
         <w:pStyle w:val="Heading2"/>
-        <w:spacing w:before="280" w:after="80"/>
-        <w:keepNext/>
+        <w:spacing w:before="280" w:after="120"/>
       </w:pPr>
       <w:r>
         <w:rPr>
@@ -11195,8 +11175,7 @@
     <w:p>
       <w:pPr>
         <w:pStyle w:val="Heading2"/>
-        <w:spacing w:before="280" w:after="80"/>
-        <w:keepNext/>
+        <w:spacing w:before="280" w:after="120"/>
       </w:pPr>
       <w:r>
         <w:rPr>
@@ -11492,8 +11471,7 @@
     <w:p>
       <w:pPr>
         <w:pStyle w:val="Heading2"/>
-        <w:spacing w:before="280" w:after="80"/>
-        <w:keepNext/>
+        <w:spacing w:before="280" w:after="120"/>
       </w:pPr>
       <w:r>
         <w:rPr>
@@ -11580,8 +11558,7 @@
     <w:p>
       <w:pPr>
         <w:pStyle w:val="Heading2"/>
-        <w:spacing w:before="280" w:after="80"/>
-        <w:keepNext/>
+        <w:spacing w:before="280" w:after="120"/>
       </w:pPr>
       <w:r>
         <w:rPr>
@@ -11679,8 +11656,7 @@
     <w:p>
       <w:pPr>
         <w:pStyle w:val="Heading2"/>
-        <w:spacing w:before="280" w:after="80"/>
-        <w:keepNext/>
+        <w:spacing w:before="280" w:after="120"/>
       </w:pPr>
       <w:r>
         <w:rPr>
@@ -11965,8 +11941,7 @@
     <w:p>
       <w:pPr>
         <w:pStyle w:val="Heading2"/>
-        <w:spacing w:before="280" w:after="80"/>
-        <w:keepNext/>
+        <w:spacing w:before="280" w:after="120"/>
       </w:pPr>
       <w:r>
         <w:rPr>
@@ -12395,8 +12370,7 @@
     <w:p>
       <w:pPr>
         <w:pStyle w:val="Heading2"/>
-        <w:spacing w:before="280" w:after="80"/>
-        <w:keepNext/>
+        <w:spacing w:before="280" w:after="120"/>
       </w:pPr>
       <w:r>
         <w:rPr>
@@ -12410,8 +12384,7 @@
     <w:p>
       <w:pPr>
         <w:pStyle w:val="Heading2"/>
-        <w:spacing w:before="280" w:after="80"/>
-        <w:keepNext/>
+        <w:spacing w:before="280" w:after="120"/>
       </w:pPr>
       <w:r>
         <w:rPr>
@@ -13826,8 +13799,7 @@
     <w:p>
       <w:pPr>
         <w:pStyle w:val="Heading2"/>
-        <w:spacing w:before="280" w:after="80"/>
-        <w:keepNext/>
+        <w:spacing w:before="280" w:after="120"/>
       </w:pPr>
       <w:r>
         <w:rPr>
@@ -15403,8 +15375,8 @@
     <w:bookmarkEnd w:id="47"/>
     <w:bookmarkEnd w:id="48"/>
     <w:sectPr>
+      <w:headerReference w:type="default" r:id="rId45"/>
       <w:footerReference w:type="default" r:id="rId9"/>
-      <w:headerReference w:type="default" r:id="rId10"/>
       <w:footnotePr>
         <w:numRestart w:val="eachSect"/>
       </w:footnotePr>
@@ -15423,88 +15395,123 @@
 <w:ftr xmlns:m="http://schemas.openxmlformats.org/officeDocument/2006/math" xmlns:mc="http://schemas.openxmlformats.org/markup-compatibility/2006" xmlns:mo="http://schemas.microsoft.com/office/mac/office/2008/main" xmlns:mv="urn:schemas-microsoft-com:mac:vml" xmlns:o="urn:schemas-microsoft-com:office:office" xmlns:r="http://schemas.openxmlformats.org/officeDocument/2006/relationships" xmlns:v="urn:schemas-microsoft-com:vml" xmlns:w10="urn:schemas-microsoft-com:office:word" xmlns:w14="http://schemas.microsoft.com/office/word/2010/wordml" xmlns:w="http://schemas.openxmlformats.org/wordprocessingml/2006/main" xmlns:wne="http://schemas.microsoft.com/office/word/2006/wordml" xmlns:wp14="http://schemas.microsoft.com/office/word/2010/wordprocessingDrawing" xmlns:wp="http://schemas.openxmlformats.org/drawingml/2006/wordprocessingDrawing" xmlns:wpc="http://schemas.microsoft.com/office/word/2010/wordprocessingCanvas" xmlns:wpg="http://schemas.microsoft.com/office/word/2010/wordprocessingGroup" xmlns:wpi="http://schemas.microsoft.com/office/word/2010/wordprocessingInk" xmlns:wps="http://schemas.microsoft.com/office/word/2010/wordprocessingShape" mc:Ignorable="w14 wp14">
   <w:p>
     <w:pPr>
+      <w:pStyle w:val="Footer"/>
       <w:jc w:val="center"/>
     </w:pPr>
     <w:r>
       <w:rPr>
+        <w:rFonts w:ascii="Times New Roman" w:hAnsi="Times New Roman" w:eastAsia="Times New Roman" w:cs="Times New Roman"/>
+        <w:b w:val="0"/>
         <w:color w:val="000000"/>
-        <w:sz w:val="18"/>
+        <w:sz w:val="20"/>
       </w:rPr>
       <w:t xml:space="preserve">第 </w:t>
     </w:r>
     <w:r>
       <w:rPr>
+        <w:rFonts w:ascii="Times New Roman" w:hAnsi="Times New Roman" w:eastAsia="Times New Roman" w:cs="Times New Roman"/>
+        <w:b w:val="0"/>
         <w:color w:val="000000"/>
-        <w:sz w:val="18"/>
+        <w:sz w:val="20"/>
       </w:rPr>
       <w:fldChar w:fldCharType="begin"/>
     </w:r>
     <w:r>
       <w:rPr>
-        <w:sz w:val="18"/>
+        <w:rFonts w:ascii="Times New Roman" w:hAnsi="Times New Roman" w:eastAsia="Times New Roman" w:cs="Times New Roman"/>
+        <w:b w:val="0"/>
+        <w:color w:val="000000"/>
+        <w:sz w:val="20"/>
       </w:rPr>
       <w:instrText xml:space="preserve"> PAGE </w:instrText>
     </w:r>
     <w:r>
       <w:rPr>
-        <w:sz w:val="18"/>
+        <w:rFonts w:ascii="Times New Roman" w:hAnsi="Times New Roman" w:eastAsia="Times New Roman" w:cs="Times New Roman"/>
+        <w:b w:val="0"/>
+        <w:color w:val="000000"/>
+        <w:sz w:val="20"/>
       </w:rPr>
       <w:fldChar w:fldCharType="separate"/>
     </w:r>
     <w:r>
       <w:rPr>
-        <w:sz w:val="18"/>
+        <w:rFonts w:ascii="Times New Roman" w:hAnsi="Times New Roman" w:eastAsia="Times New Roman" w:cs="Times New Roman"/>
+        <w:b w:val="0"/>
+        <w:color w:val="000000"/>
+        <w:sz w:val="20"/>
       </w:rPr>
       <w:t>1</w:t>
     </w:r>
     <w:r>
       <w:rPr>
-        <w:sz w:val="18"/>
+        <w:rFonts w:ascii="Times New Roman" w:hAnsi="Times New Roman" w:eastAsia="Times New Roman" w:cs="Times New Roman"/>
+        <w:b w:val="0"/>
+        <w:color w:val="000000"/>
+        <w:sz w:val="20"/>
       </w:rPr>
       <w:fldChar w:fldCharType="end"/>
     </w:r>
     <w:r>
       <w:rPr>
+        <w:rFonts w:ascii="Times New Roman" w:hAnsi="Times New Roman" w:eastAsia="Times New Roman" w:cs="Times New Roman"/>
+        <w:b w:val="0"/>
         <w:color w:val="000000"/>
-        <w:sz w:val="18"/>
+        <w:sz w:val="20"/>
       </w:rPr>
       <w:t xml:space="preserve"> 页 / 共 </w:t>
     </w:r>
     <w:r>
       <w:rPr>
+        <w:rFonts w:ascii="Times New Roman" w:hAnsi="Times New Roman" w:eastAsia="Times New Roman" w:cs="Times New Roman"/>
+        <w:b w:val="0"/>
         <w:color w:val="000000"/>
-        <w:sz w:val="18"/>
+        <w:sz w:val="20"/>
       </w:rPr>
       <w:fldChar w:fldCharType="begin"/>
     </w:r>
     <w:r>
       <w:rPr>
-        <w:sz w:val="18"/>
+        <w:rFonts w:ascii="Times New Roman" w:hAnsi="Times New Roman" w:eastAsia="Times New Roman" w:cs="Times New Roman"/>
+        <w:b w:val="0"/>
+        <w:color w:val="000000"/>
+        <w:sz w:val="20"/>
       </w:rPr>
       <w:instrText xml:space="preserve"> NUMPAGES </w:instrText>
     </w:r>
     <w:r>
       <w:rPr>
-        <w:sz w:val="18"/>
+        <w:rFonts w:ascii="Times New Roman" w:hAnsi="Times New Roman" w:eastAsia="Times New Roman" w:cs="Times New Roman"/>
+        <w:b w:val="0"/>
+        <w:color w:val="000000"/>
+        <w:sz w:val="20"/>
       </w:rPr>
       <w:fldChar w:fldCharType="separate"/>
     </w:r>
     <w:r>
       <w:rPr>
-        <w:sz w:val="18"/>
+        <w:rFonts w:ascii="Times New Roman" w:hAnsi="Times New Roman" w:eastAsia="Times New Roman" w:cs="Times New Roman"/>
+        <w:b w:val="0"/>
+        <w:color w:val="000000"/>
+        <w:sz w:val="20"/>
       </w:rPr>
       <w:t>1</w:t>
     </w:r>
     <w:r>
       <w:rPr>
-        <w:sz w:val="18"/>
+        <w:rFonts w:ascii="Times New Roman" w:hAnsi="Times New Roman" w:eastAsia="Times New Roman" w:cs="Times New Roman"/>
+        <w:b w:val="0"/>
+        <w:color w:val="000000"/>
+        <w:sz w:val="20"/>
       </w:rPr>
       <w:fldChar w:fldCharType="end"/>
     </w:r>
     <w:r>
       <w:rPr>
+        <w:rFonts w:ascii="Times New Roman" w:hAnsi="Times New Roman" w:eastAsia="Times New Roman" w:cs="Times New Roman"/>
+        <w:b w:val="0"/>
         <w:color w:val="000000"/>
-        <w:sz w:val="18"/>
+        <w:sz w:val="20"/>
       </w:rPr>
       <w:t xml:space="preserve"> 页</w:t>
     </w:r>
@@ -15542,10 +15549,12 @@
     </w:pPr>
     <w:r>
       <w:rPr>
+        <w:rFonts w:ascii="Times New Roman" w:hAnsi="Times New Roman" w:eastAsia="Times New Roman" w:cs="Times New Roman"/>
+        <w:b w:val="0"/>
         <w:color w:val="000000"/>
         <w:sz w:val="18"/>
       </w:rPr>
-      <w:t>第二篇 结构化学 · 第二篇-结构化学-99-综合题-学生版</w:t>
+      <w:t xml:space="preserve">第 99 章 综合题</w:t>
     </w:r>
   </w:p>
 </w:hdr>
@@ -16470,7 +16479,7 @@
     <ns0:rPr>
       <ns0:rFonts ns0:ascii="Times New Roman" ns0:cs="Times New Roman" ns0:eastAsia="SimHei" ns0:hAnsi="Times New Roman"/>
       <ns0:b/>
-      <ns0:color ns0:val="17324D"/>
+      <ns0:color ns0:val="000000"/>
       <ns0:sz ns0:val="44"/>
       <ns0:szCs ns0:val="56"/>
     </ns0:rPr>
@@ -16612,7 +16621,7 @@
     <ns0:rPr>
       <ns0:rFonts ns0:ascii="Times New Roman" ns0:cs="Times New Roman" ns0:eastAsia="SimHei" ns0:hAnsi="Times New Roman"/>
       <ns0:b/>
-      <ns0:color ns0:val="17324D"/>
+      <ns0:color ns0:val="000000"/>
       <ns0:sz ns0:val="32"/>
       <ns0:szCs ns0:val="40"/>
     </ns0:rPr>
@@ -16636,7 +16645,7 @@
     <ns0:rPr>
       <ns0:rFonts ns0:ascii="Times New Roman" ns0:cs="Times New Roman" ns0:eastAsia="SimHei" ns0:hAnsi="Times New Roman"/>
       <ns0:b/>
-      <ns0:color ns0:val="17324D"/>
+      <ns0:color ns0:val="000000"/>
       <ns0:sz ns0:val="28"/>
       <ns0:szCs ns0:val="32"/>
     </ns0:rPr>
@@ -16660,7 +16669,7 @@
     <ns0:rPr>
       <ns0:rFonts ns0:ascii="Times New Roman" ns0:cs="Times New Roman" ns0:eastAsia="SimHei" ns0:hAnsi="Times New Roman"/>
       <ns0:b/>
-      <ns0:color ns0:val="17324D"/>
+      <ns0:color ns0:val="000000"/>
       <ns0:sz ns0:val="25"/>
       <ns0:szCs ns0:val="28"/>
     </ns0:rPr>
@@ -17136,7 +17145,7 @@
     <w:rPr>
       <w:rFonts w:ascii="Times New Roman" w:hAnsi="Times New Roman" w:eastAsia="FangSong" w:cs="Times New Roman"/>
       <w:b/>
-      <w:color w:val="000000"/>
+      <w:color w:val="007020"/>
     </w:rPr>
   </w:style>
   <w:style w:type="character" w:customStyle="1" w:styleId="DataTypeTok">
@@ -17144,7 +17153,7 @@
     <w:basedOn w:val="VerbatimChar"/>
     <w:rPr>
       <w:rFonts w:ascii="Times New Roman" w:hAnsi="Times New Roman" w:eastAsia="FangSong" w:cs="Times New Roman"/>
-      <w:color w:val="000000"/>
+      <w:color w:val="902000"/>
     </w:rPr>
   </w:style>
   <w:style w:type="character" w:customStyle="1" w:styleId="DecValTok">
@@ -17152,7 +17161,7 @@
     <w:basedOn w:val="VerbatimChar"/>
     <w:rPr>
       <w:rFonts w:ascii="Times New Roman" w:hAnsi="Times New Roman" w:eastAsia="FangSong" w:cs="Times New Roman"/>
-      <w:color w:val="000000"/>
+      <w:color w:val="40a070"/>
     </w:rPr>
   </w:style>
   <w:style w:type="character" w:customStyle="1" w:styleId="BaseNTok">
@@ -17160,7 +17169,7 @@
     <w:basedOn w:val="VerbatimChar"/>
     <w:rPr>
       <w:rFonts w:ascii="Times New Roman" w:hAnsi="Times New Roman" w:eastAsia="FangSong" w:cs="Times New Roman"/>
-      <w:color w:val="000000"/>
+      <w:color w:val="40a070"/>
     </w:rPr>
   </w:style>
   <w:style w:type="character" w:customStyle="1" w:styleId="FloatTok">
@@ -17168,7 +17177,7 @@
     <w:basedOn w:val="VerbatimChar"/>
     <w:rPr>
       <w:rFonts w:ascii="Times New Roman" w:hAnsi="Times New Roman" w:eastAsia="FangSong" w:cs="Times New Roman"/>
-      <w:color w:val="000000"/>
+      <w:color w:val="40a070"/>
     </w:rPr>
   </w:style>
   <w:style w:type="character" w:customStyle="1" w:styleId="ConstantTok">
@@ -17176,7 +17185,7 @@
     <w:basedOn w:val="VerbatimChar"/>
     <w:rPr>
       <w:rFonts w:ascii="Times New Roman" w:hAnsi="Times New Roman" w:eastAsia="FangSong" w:cs="Times New Roman"/>
-      <w:color w:val="000000"/>
+      <w:color w:val="880000"/>
     </w:rPr>
   </w:style>
   <w:style w:type="character" w:customStyle="1" w:styleId="CharTok">
@@ -17184,7 +17193,7 @@
     <w:basedOn w:val="VerbatimChar"/>
     <w:rPr>
       <w:rFonts w:ascii="Times New Roman" w:hAnsi="Times New Roman" w:eastAsia="FangSong" w:cs="Times New Roman"/>
-      <w:color w:val="000000"/>
+      <w:color w:val="4070a0"/>
     </w:rPr>
   </w:style>
   <w:style w:type="character" w:customStyle="1" w:styleId="SpecialCharTok">
@@ -17192,7 +17201,7 @@
     <w:basedOn w:val="VerbatimChar"/>
     <w:rPr>
       <w:rFonts w:ascii="Times New Roman" w:hAnsi="Times New Roman" w:eastAsia="FangSong" w:cs="Times New Roman"/>
-      <w:color w:val="000000"/>
+      <w:color w:val="4070a0"/>
     </w:rPr>
   </w:style>
   <w:style w:type="character" w:customStyle="1" w:styleId="StringTok">
@@ -17200,7 +17209,7 @@
     <w:basedOn w:val="VerbatimChar"/>
     <w:rPr>
       <w:rFonts w:ascii="Times New Roman" w:hAnsi="Times New Roman" w:eastAsia="FangSong" w:cs="Times New Roman"/>
-      <w:color w:val="000000"/>
+      <w:color w:val="4070a0"/>
     </w:rPr>
   </w:style>
   <w:style w:type="character" w:customStyle="1" w:styleId="VerbatimStringTok">
@@ -17208,7 +17217,7 @@
     <w:basedOn w:val="VerbatimChar"/>
     <w:rPr>
       <w:rFonts w:ascii="Times New Roman" w:hAnsi="Times New Roman" w:eastAsia="FangSong" w:cs="Times New Roman"/>
-      <w:color w:val="000000"/>
+      <w:color w:val="4070a0"/>
     </w:rPr>
   </w:style>
   <w:style w:type="character" w:customStyle="1" w:styleId="SpecialStringTok">
@@ -17216,7 +17225,7 @@
     <w:basedOn w:val="VerbatimChar"/>
     <w:rPr>
       <w:rFonts w:ascii="Times New Roman" w:hAnsi="Times New Roman" w:eastAsia="FangSong" w:cs="Times New Roman"/>
-      <w:color w:val="000000"/>
+      <w:color w:val="bb6688"/>
     </w:rPr>
   </w:style>
   <w:style w:type="character" w:customStyle="1" w:styleId="ImportTok">
@@ -17225,7 +17234,7 @@
     <w:rPr>
       <w:rFonts w:ascii="Times New Roman" w:hAnsi="Times New Roman" w:eastAsia="FangSong" w:cs="Times New Roman"/>
       <w:b/>
-      <w:color w:val="000000"/>
+      <w:color w:val="008000"/>
     </w:rPr>
   </w:style>
   <w:style w:type="character" w:customStyle="1" w:styleId="CommentTok">
@@ -17234,7 +17243,7 @@
     <w:rPr>
       <w:rFonts w:ascii="Times New Roman" w:hAnsi="Times New Roman" w:eastAsia="FangSong" w:cs="Times New Roman"/>
       <w:i/>
-      <w:color w:val="000000"/>
+      <w:color w:val="60a0b0"/>
     </w:rPr>
   </w:style>
   <w:style w:type="character" w:customStyle="1" w:styleId="DocumentationTok">
@@ -17243,7 +17252,7 @@
     <w:rPr>
       <w:rFonts w:ascii="Times New Roman" w:hAnsi="Times New Roman" w:eastAsia="FangSong" w:cs="Times New Roman"/>
       <w:i/>
-      <w:color w:val="000000"/>
+      <w:color w:val="ba2121"/>
     </w:rPr>
   </w:style>
   <w:style w:type="character" w:customStyle="1" w:styleId="AnnotationTok">
@@ -17253,7 +17262,7 @@
       <w:rFonts w:ascii="Times New Roman" w:hAnsi="Times New Roman" w:eastAsia="FangSong" w:cs="Times New Roman"/>
       <w:b/>
       <w:i/>
-      <w:color w:val="000000"/>
+      <w:color w:val="60a0b0"/>
     </w:rPr>
   </w:style>
   <w:style w:type="character" w:customStyle="1" w:styleId="CommentVarTok">
@@ -17263,7 +17272,7 @@
       <w:rFonts w:ascii="Times New Roman" w:hAnsi="Times New Roman" w:eastAsia="FangSong" w:cs="Times New Roman"/>
       <w:b/>
       <w:i/>
-      <w:color w:val="000000"/>
+      <w:color w:val="60a0b0"/>
     </w:rPr>
   </w:style>
   <w:style w:type="character" w:customStyle="1" w:styleId="OtherTok">
@@ -17271,7 +17280,7 @@
     <w:basedOn w:val="VerbatimChar"/>
     <w:rPr>
       <w:rFonts w:ascii="Times New Roman" w:hAnsi="Times New Roman" w:eastAsia="FangSong" w:cs="Times New Roman"/>
-      <w:color w:val="000000"/>
+      <w:color w:val="007020"/>
     </w:rPr>
   </w:style>
   <w:style w:type="character" w:customStyle="1" w:styleId="FunctionTok">
@@ -17279,7 +17288,7 @@
     <w:basedOn w:val="VerbatimChar"/>
     <w:rPr>
       <w:rFonts w:ascii="Times New Roman" w:hAnsi="Times New Roman" w:eastAsia="FangSong" w:cs="Times New Roman"/>
-      <w:color w:val="000000"/>
+      <w:color w:val="06287e"/>
     </w:rPr>
   </w:style>
   <w:style w:type="character" w:customStyle="1" w:styleId="VariableTok">
@@ -17287,7 +17296,7 @@
     <w:basedOn w:val="VerbatimChar"/>
     <w:rPr>
       <w:rFonts w:ascii="Times New Roman" w:hAnsi="Times New Roman" w:eastAsia="FangSong" w:cs="Times New Roman"/>
-      <w:color w:val="000000"/>
+      <w:color w:val="19177c"/>
     </w:rPr>
   </w:style>
   <w:style w:type="character" w:customStyle="1" w:styleId="ControlFlowTok">
@@ -17296,7 +17305,7 @@
     <w:rPr>
       <w:rFonts w:ascii="Times New Roman" w:hAnsi="Times New Roman" w:eastAsia="FangSong" w:cs="Times New Roman"/>
       <w:b/>
-      <w:color w:val="000000"/>
+      <w:color w:val="007020"/>
     </w:rPr>
   </w:style>
   <w:style w:type="character" w:customStyle="1" w:styleId="OperatorTok">
@@ -17304,7 +17313,7 @@
     <w:basedOn w:val="VerbatimChar"/>
     <w:rPr>
       <w:rFonts w:ascii="Times New Roman" w:hAnsi="Times New Roman" w:eastAsia="FangSong" w:cs="Times New Roman"/>
-      <w:color w:val="000000"/>
+      <w:color w:val="666666"/>
     </w:rPr>
   </w:style>
   <w:style w:type="character" w:customStyle="1" w:styleId="BuiltInTok">
@@ -17312,7 +17321,7 @@
     <w:basedOn w:val="VerbatimChar"/>
     <w:rPr>
       <w:rFonts w:ascii="Times New Roman" w:hAnsi="Times New Roman" w:eastAsia="FangSong" w:cs="Times New Roman"/>
-      <w:color w:val="000000"/>
+      <w:color w:val="008000"/>
     </w:rPr>
   </w:style>
   <w:style w:type="character" w:customStyle="1" w:styleId="ExtensionTok">
@@ -17327,7 +17336,7 @@
     <w:basedOn w:val="VerbatimChar"/>
     <w:rPr>
       <w:rFonts w:ascii="Times New Roman" w:hAnsi="Times New Roman" w:eastAsia="FangSong" w:cs="Times New Roman"/>
-      <w:color w:val="000000"/>
+      <w:color w:val="bc7a00"/>
     </w:rPr>
   </w:style>
   <w:style w:type="character" w:customStyle="1" w:styleId="AttributeTok">
@@ -17335,7 +17344,7 @@
     <w:basedOn w:val="VerbatimChar"/>
     <w:rPr>
       <w:rFonts w:ascii="Times New Roman" w:hAnsi="Times New Roman" w:eastAsia="FangSong" w:cs="Times New Roman"/>
-      <w:color w:val="000000"/>
+      <w:color w:val="7d9029"/>
     </w:rPr>
   </w:style>
   <w:style w:type="character" w:customStyle="1" w:styleId="RegionMarkerTok">
@@ -17352,7 +17361,7 @@
       <w:rFonts w:ascii="Times New Roman" w:hAnsi="Times New Roman" w:eastAsia="FangSong" w:cs="Times New Roman"/>
       <w:b/>
       <w:i/>
-      <w:color w:val="000000"/>
+      <w:color w:val="60a0b0"/>
     </w:rPr>
   </w:style>
   <w:style w:type="character" w:customStyle="1" w:styleId="WarningTok">
@@ -17362,7 +17371,7 @@
       <w:rFonts w:ascii="Times New Roman" w:hAnsi="Times New Roman" w:eastAsia="FangSong" w:cs="Times New Roman"/>
       <w:b/>
       <w:i/>
-      <w:color w:val="000000"/>
+      <w:color w:val="60a0b0"/>
     </w:rPr>
   </w:style>
   <w:style w:type="character" w:customStyle="1" w:styleId="AlertTok">
@@ -17371,7 +17380,7 @@
     <w:rPr>
       <w:rFonts w:ascii="Times New Roman" w:hAnsi="Times New Roman" w:eastAsia="FangSong" w:cs="Times New Roman"/>
       <w:b/>
-      <w:color w:val="000000"/>
+      <w:color w:val="ff0000"/>
     </w:rPr>
   </w:style>
   <w:style w:type="character" w:customStyle="1" w:styleId="ErrorTok">
@@ -17380,7 +17389,7 @@
     <w:rPr>
       <w:rFonts w:ascii="Times New Roman" w:hAnsi="Times New Roman" w:eastAsia="FangSong" w:cs="Times New Roman"/>
       <w:b/>
-      <w:color w:val="000000"/>
+      <w:color w:val="ff0000"/>
     </w:rPr>
   </w:style>
   <w:style w:type="character" w:customStyle="1" w:styleId="NormalTok">

--- a/00-首页/题组Word/习题书/第二篇-结构化学/第二篇-结构化学-99-综合题-学生版-打印版.docx
+++ b/00-首页/题组Word/习题书/第二篇-结构化学/第二篇-结构化学-99-综合题-学生版-打印版.docx
@@ -2356,8 +2356,8 @@
     <w:p>
       <w:pPr>
         <w:pStyle w:val="BodyText"/>
+        <w:spacing w:before="0" w:after="0"/>
         <w:ind w:left="480" w:hanging="480"/>
-        <w:spacing w:after="0"/>
       </w:pPr>
       <w:r>
         <w:rPr>
@@ -2407,14 +2407,57 @@
     <w:p>
       <w:pPr>
         <w:pStyle w:val="BodyText"/>
+        <w:spacing w:before="0" w:after="0"/>
         <w:ind w:left="480" w:hanging="480"/>
+      </w:pPr>
+      <w:r>
+        <w:rPr>
+          <w:rFonts w:ascii="Times New Roman" w:hAnsi="Times New Roman" w:eastAsia="Times New Roman" w:cs="Times New Roman"/>
+        </w:rPr>
+        <w:t xml:space="preserve">A. </w:t>
+      </w:r>
+      <w:r>
+        <w:rPr>
+          <w:rFonts w:hint="eastAsia" w:ascii="Times New Roman" w:hAnsi="Times New Roman" w:eastAsia="Times New Roman" w:cs="Times New Roman"/>
+        </w:rPr>
+        <w:t>p</w:t>
+      </w:r>
+      <w:r>
+        <w:rPr>
+          <w:rFonts w:hint="eastAsia" w:ascii="Times New Roman" w:hAnsi="Times New Roman" w:eastAsia="FangSong" w:cs="Times New Roman"/>
+        </w:rPr>
+        <w:t>区和</w:t>
+      </w:r>
+      <w:r>
+        <w:rPr>
+          <w:rFonts w:hint="eastAsia" w:ascii="Times New Roman" w:hAnsi="Times New Roman" w:eastAsia="Times New Roman" w:cs="Times New Roman"/>
+        </w:rPr>
+        <w:t>s</w:t>
+      </w:r>
+      <w:r>
+        <w:rPr>
+          <w:rFonts w:hint="eastAsia" w:ascii="Times New Roman" w:hAnsi="Times New Roman" w:eastAsia="FangSong" w:cs="Times New Roman"/>
+        </w:rPr>
+        <w:t>区</w:t>
+      </w:r>
+      <w:r>
+        <w:rPr>
+          <w:rFonts w:ascii="Times New Roman" w:hAnsi="Times New Roman" w:eastAsia="Times New Roman" w:cs="Times New Roman"/>
+        </w:rPr>
+        <w:t xml:space="preserve"> </w:t>
+      </w:r>
+    </w:p>
+    <w:p>
+      <w:pPr>
+        <w:pStyle w:val="BodyText"/>
         <w:spacing w:before="0" w:after="0"/>
-      </w:pPr>
-      <w:r>
-        <w:rPr>
-          <w:rFonts w:ascii="Times New Roman" w:hAnsi="Times New Roman" w:eastAsia="Times New Roman" w:cs="Times New Roman"/>
-        </w:rPr>
-        <w:t xml:space="preserve">A. </w:t>
+        <w:ind w:left="480" w:hanging="480"/>
+      </w:pPr>
+      <w:r>
+        <w:rPr>
+          <w:rFonts w:ascii="Times New Roman" w:hAnsi="Times New Roman" w:eastAsia="Times New Roman" w:cs="Times New Roman"/>
+        </w:rPr>
+        <w:t xml:space="preserve">B. </w:t>
       </w:r>
       <w:r>
         <w:rPr>
@@ -2432,7 +2475,7 @@
         <w:rPr>
           <w:rFonts w:hint="eastAsia" w:ascii="Times New Roman" w:hAnsi="Times New Roman" w:eastAsia="Times New Roman" w:cs="Times New Roman"/>
         </w:rPr>
-        <w:t>s</w:t>
+        <w:t>d</w:t>
       </w:r>
       <w:r>
         <w:rPr>
@@ -2450,94 +2493,51 @@
     <w:p>
       <w:pPr>
         <w:pStyle w:val="BodyText"/>
+        <w:spacing w:before="0" w:after="0"/>
         <w:ind w:left="480" w:hanging="480"/>
+      </w:pPr>
+      <w:r>
+        <w:rPr>
+          <w:rFonts w:ascii="Times New Roman" w:hAnsi="Times New Roman" w:eastAsia="Times New Roman" w:cs="Times New Roman"/>
+        </w:rPr>
+        <w:t xml:space="preserve">C. </w:t>
+      </w:r>
+      <w:r>
+        <w:rPr>
+          <w:rFonts w:hint="eastAsia" w:ascii="Times New Roman" w:hAnsi="Times New Roman" w:eastAsia="Times New Roman" w:cs="Times New Roman"/>
+        </w:rPr>
+        <w:t>p</w:t>
+      </w:r>
+      <w:r>
+        <w:rPr>
+          <w:rFonts w:hint="eastAsia" w:ascii="Times New Roman" w:hAnsi="Times New Roman" w:eastAsia="FangSong" w:cs="Times New Roman"/>
+        </w:rPr>
+        <w:t>区和</w:t>
+      </w:r>
+      <w:r>
+        <w:rPr>
+          <w:rFonts w:hint="eastAsia" w:ascii="Times New Roman" w:hAnsi="Times New Roman" w:eastAsia="Times New Roman" w:cs="Times New Roman"/>
+        </w:rPr>
+        <w:t>ds</w:t>
+      </w:r>
+      <w:r>
+        <w:rPr>
+          <w:rFonts w:hint="eastAsia" w:ascii="Times New Roman" w:hAnsi="Times New Roman" w:eastAsia="FangSong" w:cs="Times New Roman"/>
+        </w:rPr>
+        <w:t>区</w:t>
+      </w:r>
+      <w:r>
+        <w:rPr>
+          <w:rFonts w:ascii="Times New Roman" w:hAnsi="Times New Roman" w:eastAsia="Times New Roman" w:cs="Times New Roman"/>
+        </w:rPr>
+        <w:t xml:space="preserve"> </w:t>
+      </w:r>
+    </w:p>
+    <w:p>
+      <w:pPr>
+        <w:pStyle w:val="BodyText"/>
         <w:spacing w:before="0" w:after="0"/>
-      </w:pPr>
-      <w:r>
-        <w:rPr>
-          <w:rFonts w:ascii="Times New Roman" w:hAnsi="Times New Roman" w:eastAsia="Times New Roman" w:cs="Times New Roman"/>
-        </w:rPr>
-        <w:t xml:space="preserve">B. </w:t>
-      </w:r>
-      <w:r>
-        <w:rPr>
-          <w:rFonts w:hint="eastAsia" w:ascii="Times New Roman" w:hAnsi="Times New Roman" w:eastAsia="Times New Roman" w:cs="Times New Roman"/>
-        </w:rPr>
-        <w:t>p</w:t>
-      </w:r>
-      <w:r>
-        <w:rPr>
-          <w:rFonts w:hint="eastAsia" w:ascii="Times New Roman" w:hAnsi="Times New Roman" w:eastAsia="FangSong" w:cs="Times New Roman"/>
-        </w:rPr>
-        <w:t>区和</w:t>
-      </w:r>
-      <w:r>
-        <w:rPr>
-          <w:rFonts w:hint="eastAsia" w:ascii="Times New Roman" w:hAnsi="Times New Roman" w:eastAsia="Times New Roman" w:cs="Times New Roman"/>
-        </w:rPr>
-        <w:t>d</w:t>
-      </w:r>
-      <w:r>
-        <w:rPr>
-          <w:rFonts w:hint="eastAsia" w:ascii="Times New Roman" w:hAnsi="Times New Roman" w:eastAsia="FangSong" w:cs="Times New Roman"/>
-        </w:rPr>
-        <w:t>区</w:t>
-      </w:r>
-      <w:r>
-        <w:rPr>
-          <w:rFonts w:ascii="Times New Roman" w:hAnsi="Times New Roman" w:eastAsia="Times New Roman" w:cs="Times New Roman"/>
-        </w:rPr>
-        <w:t xml:space="preserve"> </w:t>
-      </w:r>
-    </w:p>
-    <w:p>
-      <w:pPr>
-        <w:pStyle w:val="BodyText"/>
         <w:ind w:left="480" w:hanging="480"/>
-        <w:spacing w:before="0" w:after="0"/>
-      </w:pPr>
-      <w:r>
-        <w:rPr>
-          <w:rFonts w:ascii="Times New Roman" w:hAnsi="Times New Roman" w:eastAsia="Times New Roman" w:cs="Times New Roman"/>
-        </w:rPr>
-        <w:t xml:space="preserve">C. </w:t>
-      </w:r>
-      <w:r>
-        <w:rPr>
-          <w:rFonts w:hint="eastAsia" w:ascii="Times New Roman" w:hAnsi="Times New Roman" w:eastAsia="Times New Roman" w:cs="Times New Roman"/>
-        </w:rPr>
-        <w:t>p</w:t>
-      </w:r>
-      <w:r>
-        <w:rPr>
-          <w:rFonts w:hint="eastAsia" w:ascii="Times New Roman" w:hAnsi="Times New Roman" w:eastAsia="FangSong" w:cs="Times New Roman"/>
-        </w:rPr>
-        <w:t>区和</w:t>
-      </w:r>
-      <w:r>
-        <w:rPr>
-          <w:rFonts w:hint="eastAsia" w:ascii="Times New Roman" w:hAnsi="Times New Roman" w:eastAsia="Times New Roman" w:cs="Times New Roman"/>
-        </w:rPr>
-        <w:t>ds</w:t>
-      </w:r>
-      <w:r>
-        <w:rPr>
-          <w:rFonts w:hint="eastAsia" w:ascii="Times New Roman" w:hAnsi="Times New Roman" w:eastAsia="FangSong" w:cs="Times New Roman"/>
-        </w:rPr>
-        <w:t>区</w:t>
-      </w:r>
-      <w:r>
-        <w:rPr>
-          <w:rFonts w:ascii="Times New Roman" w:hAnsi="Times New Roman" w:eastAsia="Times New Roman" w:cs="Times New Roman"/>
-        </w:rPr>
-        <w:t xml:space="preserve"> </w:t>
-      </w:r>
-    </w:p>
-    <w:p>
-      <w:pPr>
-        <w:pStyle w:val="BodyText"/>
-        <w:ind w:left="480" w:hanging="480"/>
-        <w:spacing w:before="0" w:after="180"/>
       </w:pPr>
       <w:r>
         <w:rPr>
@@ -2619,6 +2619,14 @@
         <w:tblStyle w:val="Table"/>
         <w:tblW w:type="pct" w:w="5000"/>
         <w:tblLayout w:type="fixed"/>
+        <w:tblBorders>
+          <w:top w:val="single" w:sz="12" w:space="0" w:color="000000"/>
+          <w:left w:val="none" w:sz="0" w:space="0" w:color="auto"/>
+          <w:bottom w:val="single" w:sz="12" w:space="0" w:color="000000"/>
+          <w:right w:val="none" w:sz="0" w:space="0" w:color="auto"/>
+          <w:insideH w:val="none" w:sz="0" w:space="0" w:color="auto"/>
+          <w:insideV w:val="none" w:sz="0" w:space="0" w:color="auto"/>
+        </w:tblBorders>
         <w:tblLook w:firstRow="1" w:lastRow="0" w:firstColumn="0" w:lastColumn="0" w:noHBand="0" w:noVBand="0" w:val="0020"/>
       </w:tblPr>
       <w:tblGrid>
@@ -2641,7 +2649,11 @@
           <w:tblHeader w:val="on"/>
         </w:trPr>
         <w:tc>
-          <w:tcPr/>
+          <w:tcPr>
+            <w:tcBorders>
+              <w:bottom w:val="single" w:sz="8" w:space="0" w:color="000000"/>
+            </w:tcBorders>
+          </w:tcPr>
           <w:p>
             <w:pPr>
               <w:pStyle w:val="Compact"/>
@@ -2657,7 +2669,11 @@
           </w:p>
         </w:tc>
         <w:tc>
-          <w:tcPr/>
+          <w:tcPr>
+            <w:tcBorders>
+              <w:bottom w:val="single" w:sz="8" w:space="0" w:color="000000"/>
+            </w:tcBorders>
+          </w:tcPr>
           <w:p>
             <w:pPr>
               <w:pStyle w:val="Compact"/>
@@ -2673,7 +2689,11 @@
           </w:p>
         </w:tc>
         <w:tc>
-          <w:tcPr/>
+          <w:tcPr>
+            <w:tcBorders>
+              <w:bottom w:val="single" w:sz="8" w:space="0" w:color="000000"/>
+            </w:tcBorders>
+          </w:tcPr>
           <w:p>
             <w:pPr>
               <w:pStyle w:val="Compact"/>
@@ -2689,7 +2709,11 @@
           </w:p>
         </w:tc>
         <w:tc>
-          <w:tcPr/>
+          <w:tcPr>
+            <w:tcBorders>
+              <w:bottom w:val="single" w:sz="8" w:space="0" w:color="000000"/>
+            </w:tcBorders>
+          </w:tcPr>
           <w:p>
             <w:pPr>
               <w:pStyle w:val="Compact"/>
@@ -2705,7 +2729,11 @@
           </w:p>
         </w:tc>
         <w:tc>
-          <w:tcPr/>
+          <w:tcPr>
+            <w:tcBorders>
+              <w:bottom w:val="single" w:sz="8" w:space="0" w:color="000000"/>
+            </w:tcBorders>
+          </w:tcPr>
           <w:p>
             <w:pPr>
               <w:pStyle w:val="Compact"/>
@@ -2721,7 +2749,11 @@
           </w:p>
         </w:tc>
         <w:tc>
-          <w:tcPr/>
+          <w:tcPr>
+            <w:tcBorders>
+              <w:bottom w:val="single" w:sz="8" w:space="0" w:color="000000"/>
+            </w:tcBorders>
+          </w:tcPr>
           <w:p>
             <w:pPr>
               <w:pStyle w:val="Compact"/>
@@ -2737,7 +2769,11 @@
           </w:p>
         </w:tc>
         <w:tc>
-          <w:tcPr/>
+          <w:tcPr>
+            <w:tcBorders>
+              <w:bottom w:val="single" w:sz="8" w:space="0" w:color="000000"/>
+            </w:tcBorders>
+          </w:tcPr>
           <w:p>
             <w:pPr>
               <w:pStyle w:val="Compact"/>
@@ -2753,7 +2789,11 @@
           </w:p>
         </w:tc>
         <w:tc>
-          <w:tcPr/>
+          <w:tcPr>
+            <w:tcBorders>
+              <w:bottom w:val="single" w:sz="8" w:space="0" w:color="000000"/>
+            </w:tcBorders>
+          </w:tcPr>
           <w:p>
             <w:pPr>
               <w:pStyle w:val="Compact"/>
@@ -2769,7 +2809,11 @@
           </w:p>
         </w:tc>
         <w:tc>
-          <w:tcPr/>
+          <w:tcPr>
+            <w:tcBorders>
+              <w:bottom w:val="single" w:sz="8" w:space="0" w:color="000000"/>
+            </w:tcBorders>
+          </w:tcPr>
           <w:p>
             <w:pPr>
               <w:pStyle w:val="Compact"/>
@@ -2785,7 +2829,11 @@
           </w:p>
         </w:tc>
         <w:tc>
-          <w:tcPr/>
+          <w:tcPr>
+            <w:tcBorders>
+              <w:bottom w:val="single" w:sz="8" w:space="0" w:color="000000"/>
+            </w:tcBorders>
+          </w:tcPr>
           <w:p>
             <w:pPr>
               <w:pStyle w:val="Compact"/>
@@ -2801,7 +2849,11 @@
           </w:p>
         </w:tc>
         <w:tc>
-          <w:tcPr/>
+          <w:tcPr>
+            <w:tcBorders>
+              <w:bottom w:val="single" w:sz="8" w:space="0" w:color="000000"/>
+            </w:tcBorders>
+          </w:tcPr>
           <w:p>
             <w:pPr>
               <w:pStyle w:val="Compact"/>
@@ -2817,7 +2869,11 @@
           </w:p>
         </w:tc>
         <w:tc>
-          <w:tcPr/>
+          <w:tcPr>
+            <w:tcBorders>
+              <w:bottom w:val="single" w:sz="8" w:space="0" w:color="000000"/>
+            </w:tcBorders>
+          </w:tcPr>
           <w:p>
             <w:pPr>
               <w:pStyle w:val="Compact"/>
@@ -2833,7 +2889,11 @@
           </w:p>
         </w:tc>
         <w:tc>
-          <w:tcPr/>
+          <w:tcPr>
+            <w:tcBorders>
+              <w:bottom w:val="single" w:sz="8" w:space="0" w:color="000000"/>
+            </w:tcBorders>
+          </w:tcPr>
           <w:p>
             <w:pPr>
               <w:pStyle w:val="Compact"/>
@@ -4598,6 +4658,14 @@
       <w:tblPr>
         <w:tblStyle w:val="Table"/>
         <w:tblW w:type="auto" w:w="0"/>
+        <w:tblBorders>
+          <w:top w:val="single" w:sz="12" w:space="0" w:color="000000"/>
+          <w:left w:val="none" w:sz="0" w:space="0" w:color="auto"/>
+          <w:bottom w:val="single" w:sz="12" w:space="0" w:color="000000"/>
+          <w:right w:val="none" w:sz="0" w:space="0" w:color="auto"/>
+          <w:insideH w:val="none" w:sz="0" w:space="0" w:color="auto"/>
+          <w:insideV w:val="none" w:sz="0" w:space="0" w:color="auto"/>
+        </w:tblBorders>
         <w:tblLook w:firstRow="1" w:lastRow="0" w:firstColumn="0" w:lastColumn="0" w:noHBand="0" w:noVBand="0" w:val="0020"/>
       </w:tblPr>
       <w:tblGrid>
@@ -4610,7 +4678,11 @@
           <w:tblHeader w:val="on"/>
         </w:trPr>
         <w:tc>
-          <w:tcPr/>
+          <w:tcPr>
+            <w:tcBorders>
+              <w:bottom w:val="single" w:sz="8" w:space="0" w:color="000000"/>
+            </w:tcBorders>
+          </w:tcPr>
           <w:p>
             <w:pPr>
               <w:pStyle w:val="Compact"/>
@@ -4626,7 +4698,11 @@
           </w:p>
         </w:tc>
         <w:tc>
-          <w:tcPr/>
+          <w:tcPr>
+            <w:tcBorders>
+              <w:bottom w:val="single" w:sz="8" w:space="0" w:color="000000"/>
+            </w:tcBorders>
+          </w:tcPr>
           <w:p>
             <w:pPr>
               <w:pStyle w:val="Compact"/>
@@ -4649,7 +4725,11 @@
           </w:p>
         </w:tc>
         <w:tc>
-          <w:tcPr/>
+          <w:tcPr>
+            <w:tcBorders>
+              <w:bottom w:val="single" w:sz="8" w:space="0" w:color="000000"/>
+            </w:tcBorders>
+          </w:tcPr>
           <w:p>
             <w:pPr>
               <w:pStyle w:val="Compact"/>
@@ -7839,6 +7919,7 @@
     <w:p>
       <w:pPr>
         <w:pStyle w:val="BodyText"/>
+        <w:spacing w:before="0" w:after="0"/>
       </w:pPr>
       <w:r>
         <w:rPr>
@@ -7856,6 +7937,7 @@
     <w:p>
       <w:pPr>
         <w:pStyle w:val="BodyText"/>
+        <w:spacing w:before="0" w:after="0"/>
       </w:pPr>
       <w:r>
         <w:rPr>
@@ -8138,6 +8220,7 @@
     <w:p>
       <w:pPr>
         <w:pStyle w:val="BodyText"/>
+        <w:spacing w:before="0" w:after="0"/>
       </w:pPr>
       <w:r>
         <w:rPr>
@@ -8199,6 +8282,7 @@
     <w:p>
       <w:pPr>
         <w:pStyle w:val="BodyText"/>
+        <w:spacing w:before="0" w:after="0"/>
       </w:pPr>
       <w:r>
         <w:rPr>
@@ -8536,8 +8620,8 @@
     <w:p>
       <w:pPr>
         <w:pStyle w:val="BodyText"/>
+        <w:spacing w:before="0" w:after="0"/>
         <w:ind w:left="480" w:hanging="480"/>
-        <w:spacing w:after="0"/>
       </w:pPr>
       <w:r>
         <w:rPr>
@@ -8606,8 +8690,8 @@
     <w:p>
       <w:pPr>
         <w:pStyle w:val="BodyText"/>
+        <w:spacing w:before="0" w:after="0"/>
         <w:ind w:left="480" w:hanging="480"/>
-        <w:spacing w:before="0" w:after="0"/>
       </w:pPr>
       <w:r>
         <w:rPr>
@@ -8676,8 +8760,8 @@
     <w:p>
       <w:pPr>
         <w:pStyle w:val="BodyText"/>
+        <w:spacing w:before="0" w:after="0"/>
         <w:ind w:left="480" w:hanging="480"/>
-        <w:spacing w:before="0" w:after="0"/>
       </w:pPr>
       <w:r>
         <w:rPr>
@@ -8746,8 +8830,8 @@
     <w:p>
       <w:pPr>
         <w:pStyle w:val="BodyText"/>
+        <w:spacing w:before="0" w:after="0"/>
         <w:ind w:left="480" w:hanging="480"/>
-        <w:spacing w:before="0" w:after="180"/>
       </w:pPr>
       <w:r>
         <w:rPr>
@@ -9645,6 +9729,7 @@
     <w:p>
       <w:pPr>
         <w:pStyle w:val="BodyText"/>
+        <w:spacing w:before="0" w:after="0"/>
       </w:pPr>
       <w:r>
         <w:rPr>
@@ -9706,6 +9791,7 @@
     <w:p>
       <w:pPr>
         <w:pStyle w:val="BodyText"/>
+        <w:spacing w:before="0" w:after="0"/>
       </w:pPr>
       <w:r>
         <w:rPr>
@@ -9735,6 +9821,7 @@
     <w:p>
       <w:pPr>
         <w:pStyle w:val="BodyText"/>
+        <w:spacing w:before="0" w:after="0"/>
       </w:pPr>
       <w:r>
         <w:rPr>
@@ -9752,6 +9839,7 @@
     <w:p>
       <w:pPr>
         <w:pStyle w:val="BodyText"/>
+        <w:spacing w:before="0" w:after="0"/>
       </w:pPr>
       <w:r>
         <w:rPr>
@@ -13927,6 +14015,7 @@
     <w:p>
       <w:pPr>
         <w:pStyle w:val="FirstParagraph"/>
+        <w:spacing w:before="0" w:after="0"/>
       </w:pPr>
       <w:r>
         <w:rPr>
@@ -14029,6 +14118,7 @@
     <w:p>
       <w:pPr>
         <w:pStyle w:val="BodyText"/>
+        <w:spacing w:before="0" w:after="0"/>
       </w:pPr>
       <w:r>
         <w:rPr>
@@ -14093,6 +14183,7 @@
     <w:p>
       <w:pPr>
         <w:pStyle w:val="BodyText"/>
+        <w:spacing w:before="0" w:after="0"/>
       </w:pPr>
       <w:r>
         <w:rPr>
@@ -14134,6 +14225,7 @@
     <w:p>
       <w:pPr>
         <w:pStyle w:val="BodyText"/>
+        <w:spacing w:before="0" w:after="0"/>
       </w:pPr>
       <w:r>
         <w:rPr>
@@ -14900,6 +14992,14 @@
       <w:tblPr>
         <w:tblStyle w:val="Table"/>
         <w:tblW w:type="auto" w:w="0"/>
+        <w:tblBorders>
+          <w:top w:val="single" w:sz="12" w:space="0" w:color="000000"/>
+          <w:left w:val="none" w:sz="0" w:space="0" w:color="auto"/>
+          <w:bottom w:val="single" w:sz="12" w:space="0" w:color="000000"/>
+          <w:right w:val="none" w:sz="0" w:space="0" w:color="auto"/>
+          <w:insideH w:val="none" w:sz="0" w:space="0" w:color="auto"/>
+          <w:insideV w:val="none" w:sz="0" w:space="0" w:color="auto"/>
+        </w:tblBorders>
         <w:tblLook w:firstRow="1" w:lastRow="0" w:firstColumn="0" w:lastColumn="0" w:noHBand="0" w:noVBand="0" w:val="0020"/>
       </w:tblPr>
       <w:tblGrid>
@@ -14912,7 +15012,11 @@
           <w:tblHeader w:val="on"/>
         </w:trPr>
         <w:tc>
-          <w:tcPr/>
+          <w:tcPr>
+            <w:tcBorders>
+              <w:bottom w:val="single" w:sz="8" w:space="0" w:color="000000"/>
+            </w:tcBorders>
+          </w:tcPr>
           <w:p>
             <w:pPr>
               <w:pStyle w:val="Compact"/>
@@ -14943,7 +15047,11 @@
           </w:p>
         </w:tc>
         <w:tc>
-          <w:tcPr/>
+          <w:tcPr>
+            <w:tcBorders>
+              <w:bottom w:val="single" w:sz="8" w:space="0" w:color="000000"/>
+            </w:tcBorders>
+          </w:tcPr>
           <w:p>
             <w:pPr>
               <w:pStyle w:val="Compact"/>
@@ -14973,7 +15081,11 @@
           </w:p>
         </w:tc>
         <w:tc>
-          <w:tcPr/>
+          <w:tcPr>
+            <w:tcBorders>
+              <w:bottom w:val="single" w:sz="8" w:space="0" w:color="000000"/>
+            </w:tcBorders>
+          </w:tcPr>
           <w:p>
             <w:pPr>
               <w:pStyle w:val="Compact"/>
@@ -15375,7 +15487,6 @@
     <w:bookmarkEnd w:id="47"/>
     <w:bookmarkEnd w:id="48"/>
     <w:sectPr>
-      <w:headerReference w:type="default" r:id="rId45"/>
       <w:footerReference w:type="default" r:id="rId9"/>
       <w:footnotePr>
         <w:numRestart w:val="eachSect"/>
@@ -15402,16 +15513,6 @@
       <w:rPr>
         <w:rFonts w:ascii="Times New Roman" w:hAnsi="Times New Roman" w:eastAsia="Times New Roman" w:cs="Times New Roman"/>
         <w:b w:val="0"/>
-        <w:color w:val="000000"/>
-        <w:sz w:val="20"/>
-      </w:rPr>
-      <w:t xml:space="preserve">第 </w:t>
-    </w:r>
-    <w:r>
-      <w:rPr>
-        <w:rFonts w:ascii="Times New Roman" w:hAnsi="Times New Roman" w:eastAsia="Times New Roman" w:cs="Times New Roman"/>
-        <w:b w:val="0"/>
-        <w:color w:val="000000"/>
         <w:sz w:val="20"/>
       </w:rPr>
       <w:fldChar w:fldCharType="begin"/>
@@ -15420,7 +15521,6 @@
       <w:rPr>
         <w:rFonts w:ascii="Times New Roman" w:hAnsi="Times New Roman" w:eastAsia="Times New Roman" w:cs="Times New Roman"/>
         <w:b w:val="0"/>
-        <w:color w:val="000000"/>
         <w:sz w:val="20"/>
       </w:rPr>
       <w:instrText xml:space="preserve"> PAGE </w:instrText>
@@ -15429,91 +15529,9 @@
       <w:rPr>
         <w:rFonts w:ascii="Times New Roman" w:hAnsi="Times New Roman" w:eastAsia="Times New Roman" w:cs="Times New Roman"/>
         <w:b w:val="0"/>
-        <w:color w:val="000000"/>
-        <w:sz w:val="20"/>
-      </w:rPr>
-      <w:fldChar w:fldCharType="separate"/>
-    </w:r>
-    <w:r>
-      <w:rPr>
-        <w:rFonts w:ascii="Times New Roman" w:hAnsi="Times New Roman" w:eastAsia="Times New Roman" w:cs="Times New Roman"/>
-        <w:b w:val="0"/>
-        <w:color w:val="000000"/>
-        <w:sz w:val="20"/>
-      </w:rPr>
-      <w:t>1</w:t>
-    </w:r>
-    <w:r>
-      <w:rPr>
-        <w:rFonts w:ascii="Times New Roman" w:hAnsi="Times New Roman" w:eastAsia="Times New Roman" w:cs="Times New Roman"/>
-        <w:b w:val="0"/>
-        <w:color w:val="000000"/>
         <w:sz w:val="20"/>
       </w:rPr>
       <w:fldChar w:fldCharType="end"/>
-    </w:r>
-    <w:r>
-      <w:rPr>
-        <w:rFonts w:ascii="Times New Roman" w:hAnsi="Times New Roman" w:eastAsia="Times New Roman" w:cs="Times New Roman"/>
-        <w:b w:val="0"/>
-        <w:color w:val="000000"/>
-        <w:sz w:val="20"/>
-      </w:rPr>
-      <w:t xml:space="preserve"> 页 / 共 </w:t>
-    </w:r>
-    <w:r>
-      <w:rPr>
-        <w:rFonts w:ascii="Times New Roman" w:hAnsi="Times New Roman" w:eastAsia="Times New Roman" w:cs="Times New Roman"/>
-        <w:b w:val="0"/>
-        <w:color w:val="000000"/>
-        <w:sz w:val="20"/>
-      </w:rPr>
-      <w:fldChar w:fldCharType="begin"/>
-    </w:r>
-    <w:r>
-      <w:rPr>
-        <w:rFonts w:ascii="Times New Roman" w:hAnsi="Times New Roman" w:eastAsia="Times New Roman" w:cs="Times New Roman"/>
-        <w:b w:val="0"/>
-        <w:color w:val="000000"/>
-        <w:sz w:val="20"/>
-      </w:rPr>
-      <w:instrText xml:space="preserve"> NUMPAGES </w:instrText>
-    </w:r>
-    <w:r>
-      <w:rPr>
-        <w:rFonts w:ascii="Times New Roman" w:hAnsi="Times New Roman" w:eastAsia="Times New Roman" w:cs="Times New Roman"/>
-        <w:b w:val="0"/>
-        <w:color w:val="000000"/>
-        <w:sz w:val="20"/>
-      </w:rPr>
-      <w:fldChar w:fldCharType="separate"/>
-    </w:r>
-    <w:r>
-      <w:rPr>
-        <w:rFonts w:ascii="Times New Roman" w:hAnsi="Times New Roman" w:eastAsia="Times New Roman" w:cs="Times New Roman"/>
-        <w:b w:val="0"/>
-        <w:color w:val="000000"/>
-        <w:sz w:val="20"/>
-      </w:rPr>
-      <w:t>1</w:t>
-    </w:r>
-    <w:r>
-      <w:rPr>
-        <w:rFonts w:ascii="Times New Roman" w:hAnsi="Times New Roman" w:eastAsia="Times New Roman" w:cs="Times New Roman"/>
-        <w:b w:val="0"/>
-        <w:color w:val="000000"/>
-        <w:sz w:val="20"/>
-      </w:rPr>
-      <w:fldChar w:fldCharType="end"/>
-    </w:r>
-    <w:r>
-      <w:rPr>
-        <w:rFonts w:ascii="Times New Roman" w:hAnsi="Times New Roman" w:eastAsia="Times New Roman" w:cs="Times New Roman"/>
-        <w:b w:val="0"/>
-        <w:color w:val="000000"/>
-        <w:sz w:val="20"/>
-      </w:rPr>
-      <w:t xml:space="preserve"> 页</w:t>
     </w:r>
   </w:p>
 </w:ftr>
@@ -15536,28 +15554,6 @@
     </w:p>
   </w:footnote>
 </w:footnotes>
-</file>
-
-<file path=word/header1.xml><?xml version="1.0" encoding="utf-8"?>
-<w:hdr xmlns:m="http://schemas.openxmlformats.org/officeDocument/2006/math" xmlns:mc="http://schemas.openxmlformats.org/markup-compatibility/2006" xmlns:mo="http://schemas.microsoft.com/office/mac/office/2008/main" xmlns:mv="urn:schemas-microsoft-com:mac:vml" xmlns:o="urn:schemas-microsoft-com:office:office" xmlns:r="http://schemas.openxmlformats.org/officeDocument/2006/relationships" xmlns:v="urn:schemas-microsoft-com:vml" xmlns:w10="urn:schemas-microsoft-com:office:word" xmlns:w14="http://schemas.microsoft.com/office/word/2010/wordml" xmlns:w="http://schemas.openxmlformats.org/wordprocessingml/2006/main" xmlns:wne="http://schemas.microsoft.com/office/word/2006/wordml" xmlns:wp14="http://schemas.microsoft.com/office/word/2010/wordprocessingDrawing" xmlns:wp="http://schemas.openxmlformats.org/drawingml/2006/wordprocessingDrawing" xmlns:wpc="http://schemas.microsoft.com/office/word/2010/wordprocessingCanvas" xmlns:wpg="http://schemas.microsoft.com/office/word/2010/wordprocessingGroup" xmlns:wpi="http://schemas.microsoft.com/office/word/2010/wordprocessingInk" xmlns:wps="http://schemas.microsoft.com/office/word/2010/wordprocessingShape" mc:Ignorable="w14 wp14">
-  <w:p>
-    <w:pPr>
-      <w:jc w:val="right"/>
-      <w:pBdr>
-        <w:bottom w:val="single" w:sz="4" w:space="2" w:color="000000"/>
-      </w:pBdr>
-    </w:pPr>
-    <w:r>
-      <w:rPr>
-        <w:rFonts w:ascii="Times New Roman" w:hAnsi="Times New Roman" w:eastAsia="Times New Roman" w:cs="Times New Roman"/>
-        <w:b w:val="0"/>
-        <w:color w:val="000000"/>
-        <w:sz w:val="18"/>
-      </w:rPr>
-      <w:t xml:space="preserve">第 99 章 综合题</w:t>
-    </w:r>
-  </w:p>
-</w:hdr>
 </file>
 
 <file path=word/numbering.xml><?xml version="1.0" encoding="utf-8"?>
